--- a/docs/common_code/07_advanced_plotting/advanced_plotting.docx
+++ b/docs/common_code/07_advanced_plotting/advanced_plotting.docx
@@ -31,7 +31,7 @@
         <w:pStyle w:val="Date"/>
       </w:pPr>
       <w:r>
-        <w:t xml:space="preserve">2026-09-04</w:t>
+        <w:t xml:space="preserve">2026-09-08</w:t>
       </w:r>
     </w:p>
     <w:bookmarkStart w:id="11" w:name="advanced-ggplot2"/>

--- a/docs/common_code/07_advanced_plotting/advanced_plotting.docx
+++ b/docs/common_code/07_advanced_plotting/advanced_plotting.docx
@@ -31,7 +31,7 @@
         <w:pStyle w:val="Date"/>
       </w:pPr>
       <w:r>
-        <w:t xml:space="preserve">2026-09-08</w:t>
+        <w:t xml:space="preserve">2026-09-10</w:t>
       </w:r>
     </w:p>
     <w:bookmarkStart w:id="11" w:name="advanced-ggplot2"/>
@@ -2312,7 +2312,7 @@
         <w:rPr>
           <w:rStyle w:val="FunctionTok"/>
         </w:rPr>
-        <w:t xml:space="preserve">geom_jitter</w:t>
+        <w:t xml:space="preserve">geom_point</w:t>
       </w:r>
       <w:r>
         <w:rPr>
@@ -2324,6 +2324,30 @@
         <w:rPr>
           <w:rStyle w:val="AttributeTok"/>
         </w:rPr>
+        <w:t xml:space="preserve">position =</w:t>
+      </w:r>
+      <w:r>
+        <w:rPr>
+          <w:rStyle w:val="NormalTok"/>
+        </w:rPr>
+        <w:t xml:space="preserve"> </w:t>
+      </w:r>
+      <w:r>
+        <w:rPr>
+          <w:rStyle w:val="FunctionTok"/>
+        </w:rPr>
+        <w:t xml:space="preserve">position_jitter</w:t>
+      </w:r>
+      <w:r>
+        <w:rPr>
+          <w:rStyle w:val="NormalTok"/>
+        </w:rPr>
+        <w:t xml:space="preserve">(</w:t>
+      </w:r>
+      <w:r>
+        <w:rPr>
+          <w:rStyle w:val="AttributeTok"/>
+        </w:rPr>
         <w:t xml:space="preserve">width =</w:t>
       </w:r>
       <w:r>
@@ -2343,6 +2367,39 @@
           <w:rStyle w:val="NormalTok"/>
         </w:rPr>
         <w:t xml:space="preserve">, </w:t>
+      </w:r>
+      <w:r>
+        <w:rPr>
+          <w:rStyle w:val="AttributeTok"/>
+        </w:rPr>
+        <w:t xml:space="preserve">seed =</w:t>
+      </w:r>
+      <w:r>
+        <w:rPr>
+          <w:rStyle w:val="NormalTok"/>
+        </w:rPr>
+        <w:t xml:space="preserve"> </w:t>
+      </w:r>
+      <w:r>
+        <w:rPr>
+          <w:rStyle w:val="DecValTok"/>
+        </w:rPr>
+        <w:t xml:space="preserve">42</w:t>
+      </w:r>
+      <w:r>
+        <w:rPr>
+          <w:rStyle w:val="NormalTok"/>
+        </w:rPr>
+        <w:t xml:space="preserve">),</w:t>
+      </w:r>
+      <w:r>
+        <w:br/>
+      </w:r>
+      <w:r>
+        <w:rPr>
+          <w:rStyle w:val="NormalTok"/>
+        </w:rPr>
+        <w:t xml:space="preserve">             </w:t>
       </w:r>
       <w:r>
         <w:rPr>
@@ -2800,7 +2857,7 @@
         <w:rPr>
           <w:rStyle w:val="FunctionTok"/>
         </w:rPr>
-        <w:t xml:space="preserve">geom_jitter</w:t>
+        <w:t xml:space="preserve">geom_point</w:t>
       </w:r>
       <w:r>
         <w:rPr>
@@ -2812,6 +2869,30 @@
         <w:rPr>
           <w:rStyle w:val="AttributeTok"/>
         </w:rPr>
+        <w:t xml:space="preserve">position =</w:t>
+      </w:r>
+      <w:r>
+        <w:rPr>
+          <w:rStyle w:val="NormalTok"/>
+        </w:rPr>
+        <w:t xml:space="preserve"> </w:t>
+      </w:r>
+      <w:r>
+        <w:rPr>
+          <w:rStyle w:val="FunctionTok"/>
+        </w:rPr>
+        <w:t xml:space="preserve">position_jitter</w:t>
+      </w:r>
+      <w:r>
+        <w:rPr>
+          <w:rStyle w:val="NormalTok"/>
+        </w:rPr>
+        <w:t xml:space="preserve">(</w:t>
+      </w:r>
+      <w:r>
+        <w:rPr>
+          <w:rStyle w:val="AttributeTok"/>
+        </w:rPr>
         <w:t xml:space="preserve">width =</w:t>
       </w:r>
       <w:r>
@@ -2831,6 +2912,39 @@
           <w:rStyle w:val="NormalTok"/>
         </w:rPr>
         <w:t xml:space="preserve">, </w:t>
+      </w:r>
+      <w:r>
+        <w:rPr>
+          <w:rStyle w:val="AttributeTok"/>
+        </w:rPr>
+        <w:t xml:space="preserve">seed =</w:t>
+      </w:r>
+      <w:r>
+        <w:rPr>
+          <w:rStyle w:val="NormalTok"/>
+        </w:rPr>
+        <w:t xml:space="preserve"> </w:t>
+      </w:r>
+      <w:r>
+        <w:rPr>
+          <w:rStyle w:val="DecValTok"/>
+        </w:rPr>
+        <w:t xml:space="preserve">42</w:t>
+      </w:r>
+      <w:r>
+        <w:rPr>
+          <w:rStyle w:val="NormalTok"/>
+        </w:rPr>
+        <w:t xml:space="preserve">),</w:t>
+      </w:r>
+      <w:r>
+        <w:br/>
+      </w:r>
+      <w:r>
+        <w:rPr>
+          <w:rStyle w:val="NormalTok"/>
+        </w:rPr>
+        <w:t xml:space="preserve">             </w:t>
       </w:r>
       <w:r>
         <w:rPr>
@@ -3148,7 +3262,7 @@
         <w:t xml:space="preserve"> </w:t>
       </w:r>
       <w:r>
-        <w:t xml:space="preserve">Layer order matters. Put</w:t>
+        <w:t xml:space="preserve">Layer order matters. Put the raw</w:t>
       </w:r>
       <w:r>
         <w:t xml:space="preserve"> </w:t>
@@ -3157,13 +3271,13 @@
         <w:rPr>
           <w:rStyle w:val="VerbatimChar"/>
         </w:rPr>
-        <w:t xml:space="preserve">geom_jitter()</w:t>
-      </w:r>
-      <w:r>
-        <w:t xml:space="preserve"> </w:t>
-      </w:r>
-      <w:r>
-        <w:t xml:space="preserve">before</w:t>
+        <w:t xml:space="preserve">geom_point()</w:t>
+      </w:r>
+      <w:r>
+        <w:t xml:space="preserve"> </w:t>
+      </w:r>
+      <w:r>
+        <w:t xml:space="preserve">layer before</w:t>
       </w:r>
       <w:r>
         <w:t xml:space="preserve"> </w:t>
@@ -3196,7 +3310,7 @@
     </w:p>
     <w:bookmarkEnd w:id="21"/>
     <w:bookmarkEnd w:id="22"/>
-    <w:bookmarkStart w:id="25" w:name="stat_summary-mean-standard-error"/>
+    <w:bookmarkStart w:id="26" w:name="stat_summary-mean-standard-error"/>
     <w:p>
       <w:pPr>
         <w:pStyle w:val="Heading1"/>
@@ -3673,7 +3787,7 @@
         <w:rPr>
           <w:rStyle w:val="FunctionTok"/>
         </w:rPr>
-        <w:t xml:space="preserve">geom_jitter</w:t>
+        <w:t xml:space="preserve">geom_point</w:t>
       </w:r>
       <w:r>
         <w:rPr>
@@ -3685,6 +3799,30 @@
         <w:rPr>
           <w:rStyle w:val="AttributeTok"/>
         </w:rPr>
+        <w:t xml:space="preserve">position =</w:t>
+      </w:r>
+      <w:r>
+        <w:rPr>
+          <w:rStyle w:val="NormalTok"/>
+        </w:rPr>
+        <w:t xml:space="preserve"> </w:t>
+      </w:r>
+      <w:r>
+        <w:rPr>
+          <w:rStyle w:val="FunctionTok"/>
+        </w:rPr>
+        <w:t xml:space="preserve">position_jitter</w:t>
+      </w:r>
+      <w:r>
+        <w:rPr>
+          <w:rStyle w:val="NormalTok"/>
+        </w:rPr>
+        <w:t xml:space="preserve">(</w:t>
+      </w:r>
+      <w:r>
+        <w:rPr>
+          <w:rStyle w:val="AttributeTok"/>
+        </w:rPr>
         <w:t xml:space="preserve">width =</w:t>
       </w:r>
       <w:r>
@@ -3704,6 +3842,39 @@
           <w:rStyle w:val="NormalTok"/>
         </w:rPr>
         <w:t xml:space="preserve">, </w:t>
+      </w:r>
+      <w:r>
+        <w:rPr>
+          <w:rStyle w:val="AttributeTok"/>
+        </w:rPr>
+        <w:t xml:space="preserve">seed =</w:t>
+      </w:r>
+      <w:r>
+        <w:rPr>
+          <w:rStyle w:val="NormalTok"/>
+        </w:rPr>
+        <w:t xml:space="preserve"> </w:t>
+      </w:r>
+      <w:r>
+        <w:rPr>
+          <w:rStyle w:val="DecValTok"/>
+        </w:rPr>
+        <w:t xml:space="preserve">42</w:t>
+      </w:r>
+      <w:r>
+        <w:rPr>
+          <w:rStyle w:val="NormalTok"/>
+        </w:rPr>
+        <w:t xml:space="preserve">),</w:t>
+      </w:r>
+      <w:r>
+        <w:br/>
+      </w:r>
+      <w:r>
+        <w:rPr>
+          <w:rStyle w:val="NormalTok"/>
+        </w:rPr>
+        <w:t xml:space="preserve">             </w:t>
       </w:r>
       <w:r>
         <w:rPr>
@@ -4135,7 +4306,29 @@
         <w:pStyle w:val="FirstParagraph"/>
       </w:pPr>
       <w:r>
-        <w:t xml:space="preserve">When you have a second grouping variable, use</w:t>
+        <w:t xml:space="preserve">When you have a second grouping variable, define the offsets</w:t>
+      </w:r>
+      <w:r>
+        <w:t xml:space="preserve"> </w:t>
+      </w:r>
+      <w:r>
+        <w:rPr>
+          <w:b/>
+          <w:bCs/>
+        </w:rPr>
+        <w:t xml:space="preserve">once</w:t>
+      </w:r>
+      <w:r>
+        <w:t xml:space="preserve"> </w:t>
+      </w:r>
+      <w:r>
+        <w:t xml:space="preserve">as</w:t>
+      </w:r>
+      <w:r>
+        <w:t xml:space="preserve"> </w:t>
+      </w:r>
+      <w:r>
+        <w:t xml:space="preserve">variables and reuse them.</w:t>
       </w:r>
       <w:r>
         <w:t xml:space="preserve"> </w:t>
@@ -4150,13 +4343,7 @@
         <w:t xml:space="preserve"> </w:t>
       </w:r>
       <w:r>
-        <w:t xml:space="preserve">to separate</w:t>
-      </w:r>
-      <w:r>
-        <w:t xml:space="preserve"> </w:t>
-      </w:r>
-      <w:r>
-        <w:t xml:space="preserve">the summaries and</w:t>
+        <w:t xml:space="preserve">separates the summaries;</w:t>
       </w:r>
       <w:r>
         <w:t xml:space="preserve"> </w:t>
@@ -4171,7 +4358,29 @@
         <w:t xml:space="preserve"> </w:t>
       </w:r>
       <w:r>
-        <w:t xml:space="preserve">to align the raw points with them:</w:t>
+        <w:t xml:space="preserve">scatters the raw points</w:t>
+      </w:r>
+      <w:r>
+        <w:t xml:space="preserve"> </w:t>
+      </w:r>
+      <w:r>
+        <w:rPr>
+          <w:i/>
+          <w:iCs/>
+        </w:rPr>
+        <w:t xml:space="preserve">and</w:t>
+      </w:r>
+      <w:r>
+        <w:t xml:space="preserve"> </w:t>
+      </w:r>
+      <w:r>
+        <w:t xml:space="preserve">keeps them under the</w:t>
+      </w:r>
+      <w:r>
+        <w:t xml:space="preserve"> </w:t>
+      </w:r>
+      <w:r>
+        <w:t xml:space="preserve">right group. The two dodge widths must match:</w:t>
       </w:r>
     </w:p>
     <w:p>
@@ -4180,6 +4389,147 @@
       </w:pPr>
       <w:r>
         <w:rPr>
+          <w:rStyle w:val="NormalTok"/>
+        </w:rPr>
+        <w:t xml:space="preserve">dodge_pos       </w:t>
+      </w:r>
+      <w:r>
+        <w:rPr>
+          <w:rStyle w:val="OtherTok"/>
+        </w:rPr>
+        <w:t xml:space="preserve">&lt;-</w:t>
+      </w:r>
+      <w:r>
+        <w:rPr>
+          <w:rStyle w:val="NormalTok"/>
+        </w:rPr>
+        <w:t xml:space="preserve"> </w:t>
+      </w:r>
+      <w:r>
+        <w:rPr>
+          <w:rStyle w:val="FunctionTok"/>
+        </w:rPr>
+        <w:t xml:space="preserve">position_dodge</w:t>
+      </w:r>
+      <w:r>
+        <w:rPr>
+          <w:rStyle w:val="NormalTok"/>
+        </w:rPr>
+        <w:t xml:space="preserve">(</w:t>
+      </w:r>
+      <w:r>
+        <w:rPr>
+          <w:rStyle w:val="AttributeTok"/>
+        </w:rPr>
+        <w:t xml:space="preserve">width =</w:t>
+      </w:r>
+      <w:r>
+        <w:rPr>
+          <w:rStyle w:val="NormalTok"/>
+        </w:rPr>
+        <w:t xml:space="preserve"> </w:t>
+      </w:r>
+      <w:r>
+        <w:rPr>
+          <w:rStyle w:val="FloatTok"/>
+        </w:rPr>
+        <w:t xml:space="preserve">0.7</w:t>
+      </w:r>
+      <w:r>
+        <w:rPr>
+          <w:rStyle w:val="NormalTok"/>
+        </w:rPr>
+        <w:t xml:space="preserve">)</w:t>
+      </w:r>
+      <w:r>
+        <w:br/>
+      </w:r>
+      <w:r>
+        <w:rPr>
+          <w:rStyle w:val="NormalTok"/>
+        </w:rPr>
+        <w:t xml:space="preserve">jitterdodge_pos </w:t>
+      </w:r>
+      <w:r>
+        <w:rPr>
+          <w:rStyle w:val="OtherTok"/>
+        </w:rPr>
+        <w:t xml:space="preserve">&lt;-</w:t>
+      </w:r>
+      <w:r>
+        <w:rPr>
+          <w:rStyle w:val="NormalTok"/>
+        </w:rPr>
+        <w:t xml:space="preserve"> </w:t>
+      </w:r>
+      <w:r>
+        <w:rPr>
+          <w:rStyle w:val="FunctionTok"/>
+        </w:rPr>
+        <w:t xml:space="preserve">position_jitterdodge</w:t>
+      </w:r>
+      <w:r>
+        <w:rPr>
+          <w:rStyle w:val="NormalTok"/>
+        </w:rPr>
+        <w:t xml:space="preserve">(</w:t>
+      </w:r>
+      <w:r>
+        <w:rPr>
+          <w:rStyle w:val="AttributeTok"/>
+        </w:rPr>
+        <w:t xml:space="preserve">jitter.width =</w:t>
+      </w:r>
+      <w:r>
+        <w:rPr>
+          <w:rStyle w:val="NormalTok"/>
+        </w:rPr>
+        <w:t xml:space="preserve"> </w:t>
+      </w:r>
+      <w:r>
+        <w:rPr>
+          <w:rStyle w:val="FloatTok"/>
+        </w:rPr>
+        <w:t xml:space="preserve">0.15</w:t>
+      </w:r>
+      <w:r>
+        <w:rPr>
+          <w:rStyle w:val="NormalTok"/>
+        </w:rPr>
+        <w:t xml:space="preserve">, </w:t>
+      </w:r>
+      <w:r>
+        <w:rPr>
+          <w:rStyle w:val="AttributeTok"/>
+        </w:rPr>
+        <w:t xml:space="preserve">dodge.width =</w:t>
+      </w:r>
+      <w:r>
+        <w:rPr>
+          <w:rStyle w:val="NormalTok"/>
+        </w:rPr>
+        <w:t xml:space="preserve"> </w:t>
+      </w:r>
+      <w:r>
+        <w:rPr>
+          <w:rStyle w:val="FloatTok"/>
+        </w:rPr>
+        <w:t xml:space="preserve">0.7</w:t>
+      </w:r>
+      <w:r>
+        <w:rPr>
+          <w:rStyle w:val="NormalTok"/>
+        </w:rPr>
+        <w:t xml:space="preserve">)</w:t>
+      </w:r>
+      <w:r>
+        <w:br/>
+      </w:r>
+      <w:r>
+        <w:br/>
+      </w:r>
+      <w:r>
+        <w:rPr>
           <w:rStyle w:val="FunctionTok"/>
         </w:rPr>
         <w:t xml:space="preserve">ggplot</w:t>
@@ -4290,7 +4640,7 @@
         <w:rPr>
           <w:rStyle w:val="FunctionTok"/>
         </w:rPr>
-        <w:t xml:space="preserve">geom_jitter</w:t>
+        <w:t xml:space="preserve">geom_point</w:t>
       </w:r>
       <w:r>
         <w:rPr>
@@ -4299,6 +4649,93 @@
         <w:t xml:space="preserve">(</w:t>
       </w:r>
       <w:r>
+        <w:rPr>
+          <w:rStyle w:val="AttributeTok"/>
+        </w:rPr>
+        <w:t xml:space="preserve">position =</w:t>
+      </w:r>
+      <w:r>
+        <w:rPr>
+          <w:rStyle w:val="NormalTok"/>
+        </w:rPr>
+        <w:t xml:space="preserve"> jitterdodge_pos, </w:t>
+      </w:r>
+      <w:r>
+        <w:rPr>
+          <w:rStyle w:val="AttributeTok"/>
+        </w:rPr>
+        <w:t xml:space="preserve">alpha =</w:t>
+      </w:r>
+      <w:r>
+        <w:rPr>
+          <w:rStyle w:val="NormalTok"/>
+        </w:rPr>
+        <w:t xml:space="preserve"> </w:t>
+      </w:r>
+      <w:r>
+        <w:rPr>
+          <w:rStyle w:val="FloatTok"/>
+        </w:rPr>
+        <w:t xml:space="preserve">0.25</w:t>
+      </w:r>
+      <w:r>
+        <w:rPr>
+          <w:rStyle w:val="NormalTok"/>
+        </w:rPr>
+        <w:t xml:space="preserve">, </w:t>
+      </w:r>
+      <w:r>
+        <w:rPr>
+          <w:rStyle w:val="AttributeTok"/>
+        </w:rPr>
+        <w:t xml:space="preserve">size =</w:t>
+      </w:r>
+      <w:r>
+        <w:rPr>
+          <w:rStyle w:val="NormalTok"/>
+        </w:rPr>
+        <w:t xml:space="preserve"> </w:t>
+      </w:r>
+      <w:r>
+        <w:rPr>
+          <w:rStyle w:val="FloatTok"/>
+        </w:rPr>
+        <w:t xml:space="preserve">1.5</w:t>
+      </w:r>
+      <w:r>
+        <w:rPr>
+          <w:rStyle w:val="NormalTok"/>
+        </w:rPr>
+        <w:t xml:space="preserve">) </w:t>
+      </w:r>
+      <w:r>
+        <w:rPr>
+          <w:rStyle w:val="SpecialCharTok"/>
+        </w:rPr>
+        <w:t xml:space="preserve">+</w:t>
+      </w:r>
+      <w:r>
+        <w:br/>
+      </w:r>
+      <w:r>
+        <w:rPr>
+          <w:rStyle w:val="NormalTok"/>
+        </w:rPr>
+        <w:t xml:space="preserve">  </w:t>
+      </w:r>
+      <w:r>
+        <w:rPr>
+          <w:rStyle w:val="FunctionTok"/>
+        </w:rPr>
+        <w:t xml:space="preserve">stat_summary</w:t>
+      </w:r>
+      <w:r>
+        <w:rPr>
+          <w:rStyle w:val="NormalTok"/>
+        </w:rPr>
+        <w:t xml:space="preserve">(</w:t>
+      </w:r>
+      <w:r>
         <w:br/>
       </w:r>
       <w:r>
@@ -4311,31 +4748,61 @@
         <w:rPr>
           <w:rStyle w:val="AttributeTok"/>
         </w:rPr>
-        <w:t xml:space="preserve">position =</w:t>
-      </w:r>
-      <w:r>
-        <w:rPr>
-          <w:rStyle w:val="NormalTok"/>
-        </w:rPr>
-        <w:t xml:space="preserve"> </w:t>
-      </w:r>
-      <w:r>
-        <w:rPr>
-          <w:rStyle w:val="FunctionTok"/>
-        </w:rPr>
-        <w:t xml:space="preserve">position_jitterdodge</w:t>
-      </w:r>
-      <w:r>
-        <w:rPr>
-          <w:rStyle w:val="NormalTok"/>
-        </w:rPr>
-        <w:t xml:space="preserve">(</w:t>
-      </w:r>
-      <w:r>
-        <w:rPr>
-          <w:rStyle w:val="AttributeTok"/>
-        </w:rPr>
-        <w:t xml:space="preserve">jitter.width =</w:t>
+        <w:t xml:space="preserve">fun.data  =</w:t>
+      </w:r>
+      <w:r>
+        <w:rPr>
+          <w:rStyle w:val="NormalTok"/>
+        </w:rPr>
+        <w:t xml:space="preserve"> mean_se,</w:t>
+      </w:r>
+      <w:r>
+        <w:br/>
+      </w:r>
+      <w:r>
+        <w:rPr>
+          <w:rStyle w:val="NormalTok"/>
+        </w:rPr>
+        <w:t xml:space="preserve">    </w:t>
+      </w:r>
+      <w:r>
+        <w:rPr>
+          <w:rStyle w:val="AttributeTok"/>
+        </w:rPr>
+        <w:t xml:space="preserve">geom      =</w:t>
+      </w:r>
+      <w:r>
+        <w:rPr>
+          <w:rStyle w:val="NormalTok"/>
+        </w:rPr>
+        <w:t xml:space="preserve"> </w:t>
+      </w:r>
+      <w:r>
+        <w:rPr>
+          <w:rStyle w:val="StringTok"/>
+        </w:rPr>
+        <w:t xml:space="preserve">"pointrange"</w:t>
+      </w:r>
+      <w:r>
+        <w:rPr>
+          <w:rStyle w:val="NormalTok"/>
+        </w:rPr>
+        <w:t xml:space="preserve">,</w:t>
+      </w:r>
+      <w:r>
+        <w:br/>
+      </w:r>
+      <w:r>
+        <w:rPr>
+          <w:rStyle w:val="NormalTok"/>
+        </w:rPr>
+        <w:t xml:space="preserve">    </w:t>
+      </w:r>
+      <w:r>
+        <w:rPr>
+          <w:rStyle w:val="AttributeTok"/>
+        </w:rPr>
+        <w:t xml:space="preserve">size      =</w:t>
       </w:r>
       <w:r>
         <w:rPr>
@@ -4347,37 +4814,13 @@
         <w:rPr>
           <w:rStyle w:val="FloatTok"/>
         </w:rPr>
-        <w:t xml:space="preserve">0.15</w:t>
-      </w:r>
-      <w:r>
-        <w:rPr>
-          <w:rStyle w:val="NormalTok"/>
-        </w:rPr>
-        <w:t xml:space="preserve">, </w:t>
-      </w:r>
-      <w:r>
-        <w:rPr>
-          <w:rStyle w:val="AttributeTok"/>
-        </w:rPr>
-        <w:t xml:space="preserve">dodge.width =</w:t>
-      </w:r>
-      <w:r>
-        <w:rPr>
-          <w:rStyle w:val="NormalTok"/>
-        </w:rPr>
-        <w:t xml:space="preserve"> </w:t>
-      </w:r>
-      <w:r>
-        <w:rPr>
-          <w:rStyle w:val="FloatTok"/>
-        </w:rPr>
-        <w:t xml:space="preserve">0.7</w:t>
-      </w:r>
-      <w:r>
-        <w:rPr>
-          <w:rStyle w:val="NormalTok"/>
-        </w:rPr>
-        <w:t xml:space="preserve">),</w:t>
+        <w:t xml:space="preserve">0.8</w:t>
+      </w:r>
+      <w:r>
+        <w:rPr>
+          <w:rStyle w:val="NormalTok"/>
+        </w:rPr>
+        <w:t xml:space="preserve">,</w:t>
       </w:r>
       <w:r>
         <w:br/>
@@ -4392,79 +4835,25 @@
         <w:rPr>
           <w:rStyle w:val="AttributeTok"/>
         </w:rPr>
-        <w:t xml:space="preserve">alpha =</w:t>
-      </w:r>
-      <w:r>
-        <w:rPr>
-          <w:rStyle w:val="NormalTok"/>
-        </w:rPr>
-        <w:t xml:space="preserve"> </w:t>
-      </w:r>
-      <w:r>
-        <w:rPr>
-          <w:rStyle w:val="FloatTok"/>
-        </w:rPr>
-        <w:t xml:space="preserve">0.25</w:t>
-      </w:r>
-      <w:r>
-        <w:rPr>
-          <w:rStyle w:val="NormalTok"/>
-        </w:rPr>
-        <w:t xml:space="preserve">, </w:t>
-      </w:r>
-      <w:r>
-        <w:rPr>
-          <w:rStyle w:val="AttributeTok"/>
-        </w:rPr>
-        <w:t xml:space="preserve">size =</w:t>
-      </w:r>
-      <w:r>
-        <w:rPr>
-          <w:rStyle w:val="NormalTok"/>
-        </w:rPr>
-        <w:t xml:space="preserve"> </w:t>
-      </w:r>
-      <w:r>
-        <w:rPr>
-          <w:rStyle w:val="FloatTok"/>
-        </w:rPr>
-        <w:t xml:space="preserve">1.5</w:t>
-      </w:r>
-      <w:r>
-        <w:br/>
-      </w:r>
-      <w:r>
-        <w:rPr>
-          <w:rStyle w:val="NormalTok"/>
-        </w:rPr>
-        <w:t xml:space="preserve">  ) </w:t>
-      </w:r>
-      <w:r>
-        <w:rPr>
-          <w:rStyle w:val="SpecialCharTok"/>
-        </w:rPr>
-        <w:t xml:space="preserve">+</w:t>
-      </w:r>
-      <w:r>
-        <w:br/>
-      </w:r>
-      <w:r>
-        <w:rPr>
-          <w:rStyle w:val="NormalTok"/>
-        </w:rPr>
-        <w:t xml:space="preserve">  </w:t>
-      </w:r>
-      <w:r>
-        <w:rPr>
-          <w:rStyle w:val="FunctionTok"/>
-        </w:rPr>
-        <w:t xml:space="preserve">stat_summary</w:t>
-      </w:r>
-      <w:r>
-        <w:rPr>
-          <w:rStyle w:val="NormalTok"/>
-        </w:rPr>
-        <w:t xml:space="preserve">(</w:t>
+        <w:t xml:space="preserve">linewidth =</w:t>
+      </w:r>
+      <w:r>
+        <w:rPr>
+          <w:rStyle w:val="NormalTok"/>
+        </w:rPr>
+        <w:t xml:space="preserve"> </w:t>
+      </w:r>
+      <w:r>
+        <w:rPr>
+          <w:rStyle w:val="DecValTok"/>
+        </w:rPr>
+        <w:t xml:space="preserve">1</w:t>
+      </w:r>
+      <w:r>
+        <w:rPr>
+          <w:rStyle w:val="NormalTok"/>
+        </w:rPr>
+        <w:t xml:space="preserve">,</w:t>
       </w:r>
       <w:r>
         <w:br/>
@@ -4479,169 +4868,13 @@
         <w:rPr>
           <w:rStyle w:val="AttributeTok"/>
         </w:rPr>
-        <w:t xml:space="preserve">fun.data =</w:t>
-      </w:r>
-      <w:r>
-        <w:rPr>
-          <w:rStyle w:val="NormalTok"/>
-        </w:rPr>
-        <w:t xml:space="preserve"> mean_se,</w:t>
-      </w:r>
-      <w:r>
-        <w:br/>
-      </w:r>
-      <w:r>
-        <w:rPr>
-          <w:rStyle w:val="NormalTok"/>
-        </w:rPr>
-        <w:t xml:space="preserve">    </w:t>
-      </w:r>
-      <w:r>
-        <w:rPr>
-          <w:rStyle w:val="AttributeTok"/>
-        </w:rPr>
-        <w:t xml:space="preserve">geom     =</w:t>
-      </w:r>
-      <w:r>
-        <w:rPr>
-          <w:rStyle w:val="NormalTok"/>
-        </w:rPr>
-        <w:t xml:space="preserve"> </w:t>
-      </w:r>
-      <w:r>
-        <w:rPr>
-          <w:rStyle w:val="StringTok"/>
-        </w:rPr>
-        <w:t xml:space="preserve">"pointrange"</w:t>
-      </w:r>
-      <w:r>
-        <w:rPr>
-          <w:rStyle w:val="NormalTok"/>
-        </w:rPr>
-        <w:t xml:space="preserve">,</w:t>
-      </w:r>
-      <w:r>
-        <w:br/>
-      </w:r>
-      <w:r>
-        <w:rPr>
-          <w:rStyle w:val="NormalTok"/>
-        </w:rPr>
-        <w:t xml:space="preserve">    </w:t>
-      </w:r>
-      <w:r>
-        <w:rPr>
-          <w:rStyle w:val="AttributeTok"/>
-        </w:rPr>
-        <w:t xml:space="preserve">size     =</w:t>
-      </w:r>
-      <w:r>
-        <w:rPr>
-          <w:rStyle w:val="NormalTok"/>
-        </w:rPr>
-        <w:t xml:space="preserve"> </w:t>
-      </w:r>
-      <w:r>
-        <w:rPr>
-          <w:rStyle w:val="FloatTok"/>
-        </w:rPr>
-        <w:t xml:space="preserve">0.8</w:t>
-      </w:r>
-      <w:r>
-        <w:rPr>
-          <w:rStyle w:val="NormalTok"/>
-        </w:rPr>
-        <w:t xml:space="preserve">,</w:t>
-      </w:r>
-      <w:r>
-        <w:br/>
-      </w:r>
-      <w:r>
-        <w:rPr>
-          <w:rStyle w:val="NormalTok"/>
-        </w:rPr>
-        <w:t xml:space="preserve">    </w:t>
-      </w:r>
-      <w:r>
-        <w:rPr>
-          <w:rStyle w:val="AttributeTok"/>
-        </w:rPr>
-        <w:t xml:space="preserve">linewidth =</w:t>
-      </w:r>
-      <w:r>
-        <w:rPr>
-          <w:rStyle w:val="NormalTok"/>
-        </w:rPr>
-        <w:t xml:space="preserve"> </w:t>
-      </w:r>
-      <w:r>
-        <w:rPr>
-          <w:rStyle w:val="DecValTok"/>
-        </w:rPr>
-        <w:t xml:space="preserve">1</w:t>
-      </w:r>
-      <w:r>
-        <w:rPr>
-          <w:rStyle w:val="NormalTok"/>
-        </w:rPr>
-        <w:t xml:space="preserve">,</w:t>
-      </w:r>
-      <w:r>
-        <w:br/>
-      </w:r>
-      <w:r>
-        <w:rPr>
-          <w:rStyle w:val="NormalTok"/>
-        </w:rPr>
-        <w:t xml:space="preserve">    </w:t>
-      </w:r>
-      <w:r>
-        <w:rPr>
-          <w:rStyle w:val="AttributeTok"/>
-        </w:rPr>
-        <w:t xml:space="preserve">position =</w:t>
-      </w:r>
-      <w:r>
-        <w:rPr>
-          <w:rStyle w:val="NormalTok"/>
-        </w:rPr>
-        <w:t xml:space="preserve"> </w:t>
-      </w:r>
-      <w:r>
-        <w:rPr>
-          <w:rStyle w:val="FunctionTok"/>
-        </w:rPr>
-        <w:t xml:space="preserve">position_dodge</w:t>
-      </w:r>
-      <w:r>
-        <w:rPr>
-          <w:rStyle w:val="NormalTok"/>
-        </w:rPr>
-        <w:t xml:space="preserve">(</w:t>
-      </w:r>
-      <w:r>
-        <w:rPr>
-          <w:rStyle w:val="AttributeTok"/>
-        </w:rPr>
-        <w:t xml:space="preserve">width =</w:t>
-      </w:r>
-      <w:r>
-        <w:rPr>
-          <w:rStyle w:val="NormalTok"/>
-        </w:rPr>
-        <w:t xml:space="preserve"> </w:t>
-      </w:r>
-      <w:r>
-        <w:rPr>
-          <w:rStyle w:val="FloatTok"/>
-        </w:rPr>
-        <w:t xml:space="preserve">0.7</w:t>
-      </w:r>
-      <w:r>
-        <w:rPr>
-          <w:rStyle w:val="NormalTok"/>
-        </w:rPr>
-        <w:t xml:space="preserve">)</w:t>
+        <w:t xml:space="preserve">position  =</w:t>
+      </w:r>
+      <w:r>
+        <w:rPr>
+          <w:rStyle w:val="NormalTok"/>
+        </w:rPr>
+        <w:t xml:space="preserve"> dodge_pos</w:t>
       </w:r>
       <w:r>
         <w:br/>
@@ -4905,7 +5138,1157 @@
         <w:t xml:space="preserve"> </w:t>
       </w:r>
       <w:r>
-        <w:t xml:space="preserve">summary symbols will not align.</w:t>
+        <w:t xml:space="preserve">summary symbols will not align. Defining both from the same number (or</w:t>
+      </w:r>
+      <w:r>
+        <w:t xml:space="preserve"> </w:t>
+      </w:r>
+      <w:r>
+        <w:t xml:space="preserve">pulling</w:t>
+      </w:r>
+      <w:r>
+        <w:t xml:space="preserve"> </w:t>
+      </w:r>
+      <w:r>
+        <w:rPr>
+          <w:rStyle w:val="VerbatimChar"/>
+        </w:rPr>
+        <w:t xml:space="preserve">dodge.width</w:t>
+      </w:r>
+      <w:r>
+        <w:t xml:space="preserve"> </w:t>
+      </w:r>
+      <w:r>
+        <w:t xml:space="preserve">from</w:t>
+      </w:r>
+      <w:r>
+        <w:t xml:space="preserve"> </w:t>
+      </w:r>
+      <w:r>
+        <w:rPr>
+          <w:rStyle w:val="VerbatimChar"/>
+        </w:rPr>
+        <w:t xml:space="preserve">dodge_pos</w:t>
+      </w:r>
+      <w:r>
+        <w:t xml:space="preserve">) removes the chance of a mismatch.</w:t>
+      </w:r>
+    </w:p>
+    <w:bookmarkEnd w:id="24"/>
+    <w:bookmarkStart w:id="25" w:name="Xe929397a7f2d26ba56e676b0bccda158980089c"/>
+    <w:p>
+      <w:pPr>
+        <w:pStyle w:val="Heading3"/>
+      </w:pPr>
+      <w:r>
+        <w:t xml:space="preserve">Interaction plot — connect the group means with</w:t>
+      </w:r>
+      <w:r>
+        <w:t xml:space="preserve"> </w:t>
+      </w:r>
+      <w:r>
+        <w:rPr>
+          <w:rStyle w:val="VerbatimChar"/>
+        </w:rPr>
+        <w:t xml:space="preserve">geom_line()</w:t>
+      </w:r>
+    </w:p>
+    <w:p>
+      <w:pPr>
+        <w:pStyle w:val="FirstParagraph"/>
+      </w:pPr>
+      <w:r>
+        <w:t xml:space="preserve">To connect each group’s means across the x-axis (an interaction plot), reuse</w:t>
+      </w:r>
+      <w:r>
+        <w:t xml:space="preserve"> </w:t>
+      </w:r>
+      <w:r>
+        <w:t xml:space="preserve">the</w:t>
+      </w:r>
+      <w:r>
+        <w:t xml:space="preserve"> </w:t>
+      </w:r>
+      <w:r>
+        <w:rPr>
+          <w:b/>
+          <w:bCs/>
+        </w:rPr>
+        <w:t xml:space="preserve">same</w:t>
+      </w:r>
+      <w:r>
+        <w:t xml:space="preserve"> </w:t>
+      </w:r>
+      <w:r>
+        <w:rPr>
+          <w:rStyle w:val="VerbatimChar"/>
+        </w:rPr>
+        <w:t xml:space="preserve">dodge_pos</w:t>
+      </w:r>
+      <w:r>
+        <w:t xml:space="preserve"> </w:t>
+      </w:r>
+      <w:r>
+        <w:t xml:space="preserve">on</w:t>
+      </w:r>
+      <w:r>
+        <w:t xml:space="preserve"> </w:t>
+      </w:r>
+      <w:r>
+        <w:rPr>
+          <w:rStyle w:val="VerbatimChar"/>
+        </w:rPr>
+        <w:t xml:space="preserve">geom_line()</w:t>
+      </w:r>
+      <w:r>
+        <w:t xml:space="preserve">,</w:t>
+      </w:r>
+      <w:r>
+        <w:t xml:space="preserve"> </w:t>
+      </w:r>
+      <w:r>
+        <w:rPr>
+          <w:rStyle w:val="VerbatimChar"/>
+        </w:rPr>
+        <w:t xml:space="preserve">geom_point()</w:t>
+      </w:r>
+      <w:r>
+        <w:t xml:space="preserve">,</w:t>
+      </w:r>
+      <w:r>
+        <w:t xml:space="preserve"> </w:t>
+      </w:r>
+      <w:r>
+        <w:rPr>
+          <w:b/>
+          <w:bCs/>
+        </w:rPr>
+        <w:t xml:space="preserve">and</w:t>
+      </w:r>
+      <w:r>
+        <w:t xml:space="preserve"> </w:t>
+      </w:r>
+      <w:r>
+        <w:rPr>
+          <w:rStyle w:val="VerbatimChar"/>
+        </w:rPr>
+        <w:t xml:space="preserve">geom_errorbar()</w:t>
+      </w:r>
+      <w:r>
+        <w:t xml:space="preserve">. Because they share one position object, the line, its</w:t>
+      </w:r>
+      <w:r>
+        <w:t xml:space="preserve"> </w:t>
+      </w:r>
+      <w:r>
+        <w:t xml:space="preserve">points, and its error bars stay perfectly aligned:</w:t>
+      </w:r>
+    </w:p>
+    <w:p>
+      <w:pPr>
+        <w:pStyle w:val="SourceCode"/>
+      </w:pPr>
+      <w:r>
+        <w:rPr>
+          <w:rStyle w:val="NormalTok"/>
+        </w:rPr>
+        <w:t xml:space="preserve">dodge_pos </w:t>
+      </w:r>
+      <w:r>
+        <w:rPr>
+          <w:rStyle w:val="OtherTok"/>
+        </w:rPr>
+        <w:t xml:space="preserve">&lt;-</w:t>
+      </w:r>
+      <w:r>
+        <w:rPr>
+          <w:rStyle w:val="NormalTok"/>
+        </w:rPr>
+        <w:t xml:space="preserve"> </w:t>
+      </w:r>
+      <w:r>
+        <w:rPr>
+          <w:rStyle w:val="FunctionTok"/>
+        </w:rPr>
+        <w:t xml:space="preserve">position_dodge</w:t>
+      </w:r>
+      <w:r>
+        <w:rPr>
+          <w:rStyle w:val="NormalTok"/>
+        </w:rPr>
+        <w:t xml:space="preserve">(</w:t>
+      </w:r>
+      <w:r>
+        <w:rPr>
+          <w:rStyle w:val="AttributeTok"/>
+        </w:rPr>
+        <w:t xml:space="preserve">width =</w:t>
+      </w:r>
+      <w:r>
+        <w:rPr>
+          <w:rStyle w:val="NormalTok"/>
+        </w:rPr>
+        <w:t xml:space="preserve"> </w:t>
+      </w:r>
+      <w:r>
+        <w:rPr>
+          <w:rStyle w:val="FloatTok"/>
+        </w:rPr>
+        <w:t xml:space="preserve">0.3</w:t>
+      </w:r>
+      <w:r>
+        <w:rPr>
+          <w:rStyle w:val="NormalTok"/>
+        </w:rPr>
+        <w:t xml:space="preserve">)</w:t>
+      </w:r>
+      <w:r>
+        <w:br/>
+      </w:r>
+      <w:r>
+        <w:br/>
+      </w:r>
+      <w:r>
+        <w:rPr>
+          <w:rStyle w:val="NormalTok"/>
+        </w:rPr>
+        <w:t xml:space="preserve">penguins </w:t>
+      </w:r>
+      <w:r>
+        <w:rPr>
+          <w:rStyle w:val="SpecialCharTok"/>
+        </w:rPr>
+        <w:t xml:space="preserve">|&gt;</w:t>
+      </w:r>
+      <w:r>
+        <w:br/>
+      </w:r>
+      <w:r>
+        <w:rPr>
+          <w:rStyle w:val="NormalTok"/>
+        </w:rPr>
+        <w:t xml:space="preserve">  </w:t>
+      </w:r>
+      <w:r>
+        <w:rPr>
+          <w:rStyle w:val="FunctionTok"/>
+        </w:rPr>
+        <w:t xml:space="preserve">drop_na</w:t>
+      </w:r>
+      <w:r>
+        <w:rPr>
+          <w:rStyle w:val="NormalTok"/>
+        </w:rPr>
+        <w:t xml:space="preserve">(sex) </w:t>
+      </w:r>
+      <w:r>
+        <w:rPr>
+          <w:rStyle w:val="SpecialCharTok"/>
+        </w:rPr>
+        <w:t xml:space="preserve">|&gt;</w:t>
+      </w:r>
+      <w:r>
+        <w:br/>
+      </w:r>
+      <w:r>
+        <w:rPr>
+          <w:rStyle w:val="NormalTok"/>
+        </w:rPr>
+        <w:t xml:space="preserve">  </w:t>
+      </w:r>
+      <w:r>
+        <w:rPr>
+          <w:rStyle w:val="FunctionTok"/>
+        </w:rPr>
+        <w:t xml:space="preserve">group_by</w:t>
+      </w:r>
+      <w:r>
+        <w:rPr>
+          <w:rStyle w:val="NormalTok"/>
+        </w:rPr>
+        <w:t xml:space="preserve">(species, sex) </w:t>
+      </w:r>
+      <w:r>
+        <w:rPr>
+          <w:rStyle w:val="SpecialCharTok"/>
+        </w:rPr>
+        <w:t xml:space="preserve">|&gt;</w:t>
+      </w:r>
+      <w:r>
+        <w:br/>
+      </w:r>
+      <w:r>
+        <w:rPr>
+          <w:rStyle w:val="NormalTok"/>
+        </w:rPr>
+        <w:t xml:space="preserve">  </w:t>
+      </w:r>
+      <w:r>
+        <w:rPr>
+          <w:rStyle w:val="FunctionTok"/>
+        </w:rPr>
+        <w:t xml:space="preserve">summarise</w:t>
+      </w:r>
+      <w:r>
+        <w:rPr>
+          <w:rStyle w:val="NormalTok"/>
+        </w:rPr>
+        <w:t xml:space="preserve">(</w:t>
+      </w:r>
+      <w:r>
+        <w:rPr>
+          <w:rStyle w:val="AttributeTok"/>
+        </w:rPr>
+        <w:t xml:space="preserve">mean_mass =</w:t>
+      </w:r>
+      <w:r>
+        <w:rPr>
+          <w:rStyle w:val="NormalTok"/>
+        </w:rPr>
+        <w:t xml:space="preserve"> </w:t>
+      </w:r>
+      <w:r>
+        <w:rPr>
+          <w:rStyle w:val="FunctionTok"/>
+        </w:rPr>
+        <w:t xml:space="preserve">mean</w:t>
+      </w:r>
+      <w:r>
+        <w:rPr>
+          <w:rStyle w:val="NormalTok"/>
+        </w:rPr>
+        <w:t xml:space="preserve">(body_mass_g),</w:t>
+      </w:r>
+      <w:r>
+        <w:br/>
+      </w:r>
+      <w:r>
+        <w:rPr>
+          <w:rStyle w:val="NormalTok"/>
+        </w:rPr>
+        <w:t xml:space="preserve">            </w:t>
+      </w:r>
+      <w:r>
+        <w:rPr>
+          <w:rStyle w:val="AttributeTok"/>
+        </w:rPr>
+        <w:t xml:space="preserve">se        =</w:t>
+      </w:r>
+      <w:r>
+        <w:rPr>
+          <w:rStyle w:val="NormalTok"/>
+        </w:rPr>
+        <w:t xml:space="preserve"> </w:t>
+      </w:r>
+      <w:r>
+        <w:rPr>
+          <w:rStyle w:val="FunctionTok"/>
+        </w:rPr>
+        <w:t xml:space="preserve">sd</w:t>
+      </w:r>
+      <w:r>
+        <w:rPr>
+          <w:rStyle w:val="NormalTok"/>
+        </w:rPr>
+        <w:t xml:space="preserve">(body_mass_g) </w:t>
+      </w:r>
+      <w:r>
+        <w:rPr>
+          <w:rStyle w:val="SpecialCharTok"/>
+        </w:rPr>
+        <w:t xml:space="preserve">/</w:t>
+      </w:r>
+      <w:r>
+        <w:rPr>
+          <w:rStyle w:val="NormalTok"/>
+        </w:rPr>
+        <w:t xml:space="preserve"> </w:t>
+      </w:r>
+      <w:r>
+        <w:rPr>
+          <w:rStyle w:val="FunctionTok"/>
+        </w:rPr>
+        <w:t xml:space="preserve">sqrt</w:t>
+      </w:r>
+      <w:r>
+        <w:rPr>
+          <w:rStyle w:val="NormalTok"/>
+        </w:rPr>
+        <w:t xml:space="preserve">(</w:t>
+      </w:r>
+      <w:r>
+        <w:rPr>
+          <w:rStyle w:val="FunctionTok"/>
+        </w:rPr>
+        <w:t xml:space="preserve">n</w:t>
+      </w:r>
+      <w:r>
+        <w:rPr>
+          <w:rStyle w:val="NormalTok"/>
+        </w:rPr>
+        <w:t xml:space="preserve">()),</w:t>
+      </w:r>
+      <w:r>
+        <w:br/>
+      </w:r>
+      <w:r>
+        <w:rPr>
+          <w:rStyle w:val="NormalTok"/>
+        </w:rPr>
+        <w:t xml:space="preserve">            </w:t>
+      </w:r>
+      <w:r>
+        <w:rPr>
+          <w:rStyle w:val="AttributeTok"/>
+        </w:rPr>
+        <w:t xml:space="preserve">.groups   =</w:t>
+      </w:r>
+      <w:r>
+        <w:rPr>
+          <w:rStyle w:val="NormalTok"/>
+        </w:rPr>
+        <w:t xml:space="preserve"> </w:t>
+      </w:r>
+      <w:r>
+        <w:rPr>
+          <w:rStyle w:val="StringTok"/>
+        </w:rPr>
+        <w:t xml:space="preserve">"drop"</w:t>
+      </w:r>
+      <w:r>
+        <w:rPr>
+          <w:rStyle w:val="NormalTok"/>
+        </w:rPr>
+        <w:t xml:space="preserve">) </w:t>
+      </w:r>
+      <w:r>
+        <w:rPr>
+          <w:rStyle w:val="SpecialCharTok"/>
+        </w:rPr>
+        <w:t xml:space="preserve">|&gt;</w:t>
+      </w:r>
+      <w:r>
+        <w:br/>
+      </w:r>
+      <w:r>
+        <w:rPr>
+          <w:rStyle w:val="NormalTok"/>
+        </w:rPr>
+        <w:t xml:space="preserve">  </w:t>
+      </w:r>
+      <w:r>
+        <w:rPr>
+          <w:rStyle w:val="FunctionTok"/>
+        </w:rPr>
+        <w:t xml:space="preserve">ggplot</w:t>
+      </w:r>
+      <w:r>
+        <w:rPr>
+          <w:rStyle w:val="NormalTok"/>
+        </w:rPr>
+        <w:t xml:space="preserve">(</w:t>
+      </w:r>
+      <w:r>
+        <w:rPr>
+          <w:rStyle w:val="FunctionTok"/>
+        </w:rPr>
+        <w:t xml:space="preserve">aes</w:t>
+      </w:r>
+      <w:r>
+        <w:rPr>
+          <w:rStyle w:val="NormalTok"/>
+        </w:rPr>
+        <w:t xml:space="preserve">(</w:t>
+      </w:r>
+      <w:r>
+        <w:rPr>
+          <w:rStyle w:val="AttributeTok"/>
+        </w:rPr>
+        <w:t xml:space="preserve">x =</w:t>
+      </w:r>
+      <w:r>
+        <w:rPr>
+          <w:rStyle w:val="NormalTok"/>
+        </w:rPr>
+        <w:t xml:space="preserve"> species, </w:t>
+      </w:r>
+      <w:r>
+        <w:rPr>
+          <w:rStyle w:val="AttributeTok"/>
+        </w:rPr>
+        <w:t xml:space="preserve">y =</w:t>
+      </w:r>
+      <w:r>
+        <w:rPr>
+          <w:rStyle w:val="NormalTok"/>
+        </w:rPr>
+        <w:t xml:space="preserve"> mean_mass, </w:t>
+      </w:r>
+      <w:r>
+        <w:rPr>
+          <w:rStyle w:val="AttributeTok"/>
+        </w:rPr>
+        <w:t xml:space="preserve">color =</w:t>
+      </w:r>
+      <w:r>
+        <w:rPr>
+          <w:rStyle w:val="NormalTok"/>
+        </w:rPr>
+        <w:t xml:space="preserve"> sex, </w:t>
+      </w:r>
+      <w:r>
+        <w:rPr>
+          <w:rStyle w:val="AttributeTok"/>
+        </w:rPr>
+        <w:t xml:space="preserve">group =</w:t>
+      </w:r>
+      <w:r>
+        <w:rPr>
+          <w:rStyle w:val="NormalTok"/>
+        </w:rPr>
+        <w:t xml:space="preserve"> sex)) </w:t>
+      </w:r>
+      <w:r>
+        <w:rPr>
+          <w:rStyle w:val="SpecialCharTok"/>
+        </w:rPr>
+        <w:t xml:space="preserve">+</w:t>
+      </w:r>
+      <w:r>
+        <w:br/>
+      </w:r>
+      <w:r>
+        <w:rPr>
+          <w:rStyle w:val="NormalTok"/>
+        </w:rPr>
+        <w:t xml:space="preserve">  </w:t>
+      </w:r>
+      <w:r>
+        <w:rPr>
+          <w:rStyle w:val="FunctionTok"/>
+        </w:rPr>
+        <w:t xml:space="preserve">geom_line</w:t>
+      </w:r>
+      <w:r>
+        <w:rPr>
+          <w:rStyle w:val="NormalTok"/>
+        </w:rPr>
+        <w:t xml:space="preserve">(</w:t>
+      </w:r>
+      <w:r>
+        <w:rPr>
+          <w:rStyle w:val="AttributeTok"/>
+        </w:rPr>
+        <w:t xml:space="preserve">position =</w:t>
+      </w:r>
+      <w:r>
+        <w:rPr>
+          <w:rStyle w:val="NormalTok"/>
+        </w:rPr>
+        <w:t xml:space="preserve"> dodge_pos, </w:t>
+      </w:r>
+      <w:r>
+        <w:rPr>
+          <w:rStyle w:val="AttributeTok"/>
+        </w:rPr>
+        <w:t xml:space="preserve">linewidth =</w:t>
+      </w:r>
+      <w:r>
+        <w:rPr>
+          <w:rStyle w:val="NormalTok"/>
+        </w:rPr>
+        <w:t xml:space="preserve"> </w:t>
+      </w:r>
+      <w:r>
+        <w:rPr>
+          <w:rStyle w:val="FloatTok"/>
+        </w:rPr>
+        <w:t xml:space="preserve">0.8</w:t>
+      </w:r>
+      <w:r>
+        <w:rPr>
+          <w:rStyle w:val="NormalTok"/>
+        </w:rPr>
+        <w:t xml:space="preserve">) </w:t>
+      </w:r>
+      <w:r>
+        <w:rPr>
+          <w:rStyle w:val="SpecialCharTok"/>
+        </w:rPr>
+        <w:t xml:space="preserve">+</w:t>
+      </w:r>
+      <w:r>
+        <w:br/>
+      </w:r>
+      <w:r>
+        <w:rPr>
+          <w:rStyle w:val="NormalTok"/>
+        </w:rPr>
+        <w:t xml:space="preserve">  </w:t>
+      </w:r>
+      <w:r>
+        <w:rPr>
+          <w:rStyle w:val="FunctionTok"/>
+        </w:rPr>
+        <w:t xml:space="preserve">geom_errorbar</w:t>
+      </w:r>
+      <w:r>
+        <w:rPr>
+          <w:rStyle w:val="NormalTok"/>
+        </w:rPr>
+        <w:t xml:space="preserve">(</w:t>
+      </w:r>
+      <w:r>
+        <w:rPr>
+          <w:rStyle w:val="FunctionTok"/>
+        </w:rPr>
+        <w:t xml:space="preserve">aes</w:t>
+      </w:r>
+      <w:r>
+        <w:rPr>
+          <w:rStyle w:val="NormalTok"/>
+        </w:rPr>
+        <w:t xml:space="preserve">(</w:t>
+      </w:r>
+      <w:r>
+        <w:rPr>
+          <w:rStyle w:val="AttributeTok"/>
+        </w:rPr>
+        <w:t xml:space="preserve">ymin =</w:t>
+      </w:r>
+      <w:r>
+        <w:rPr>
+          <w:rStyle w:val="NormalTok"/>
+        </w:rPr>
+        <w:t xml:space="preserve"> mean_mass </w:t>
+      </w:r>
+      <w:r>
+        <w:rPr>
+          <w:rStyle w:val="SpecialCharTok"/>
+        </w:rPr>
+        <w:t xml:space="preserve">-</w:t>
+      </w:r>
+      <w:r>
+        <w:rPr>
+          <w:rStyle w:val="NormalTok"/>
+        </w:rPr>
+        <w:t xml:space="preserve"> se, </w:t>
+      </w:r>
+      <w:r>
+        <w:rPr>
+          <w:rStyle w:val="AttributeTok"/>
+        </w:rPr>
+        <w:t xml:space="preserve">ymax =</w:t>
+      </w:r>
+      <w:r>
+        <w:rPr>
+          <w:rStyle w:val="NormalTok"/>
+        </w:rPr>
+        <w:t xml:space="preserve"> mean_mass </w:t>
+      </w:r>
+      <w:r>
+        <w:rPr>
+          <w:rStyle w:val="SpecialCharTok"/>
+        </w:rPr>
+        <w:t xml:space="preserve">+</w:t>
+      </w:r>
+      <w:r>
+        <w:rPr>
+          <w:rStyle w:val="NormalTok"/>
+        </w:rPr>
+        <w:t xml:space="preserve"> se),</w:t>
+      </w:r>
+      <w:r>
+        <w:br/>
+      </w:r>
+      <w:r>
+        <w:rPr>
+          <w:rStyle w:val="NormalTok"/>
+        </w:rPr>
+        <w:t xml:space="preserve">                </w:t>
+      </w:r>
+      <w:r>
+        <w:rPr>
+          <w:rStyle w:val="AttributeTok"/>
+        </w:rPr>
+        <w:t xml:space="preserve">width =</w:t>
+      </w:r>
+      <w:r>
+        <w:rPr>
+          <w:rStyle w:val="NormalTok"/>
+        </w:rPr>
+        <w:t xml:space="preserve"> </w:t>
+      </w:r>
+      <w:r>
+        <w:rPr>
+          <w:rStyle w:val="FloatTok"/>
+        </w:rPr>
+        <w:t xml:space="preserve">0.15</w:t>
+      </w:r>
+      <w:r>
+        <w:rPr>
+          <w:rStyle w:val="NormalTok"/>
+        </w:rPr>
+        <w:t xml:space="preserve">, </w:t>
+      </w:r>
+      <w:r>
+        <w:rPr>
+          <w:rStyle w:val="AttributeTok"/>
+        </w:rPr>
+        <w:t xml:space="preserve">position =</w:t>
+      </w:r>
+      <w:r>
+        <w:rPr>
+          <w:rStyle w:val="NormalTok"/>
+        </w:rPr>
+        <w:t xml:space="preserve"> dodge_pos) </w:t>
+      </w:r>
+      <w:r>
+        <w:rPr>
+          <w:rStyle w:val="SpecialCharTok"/>
+        </w:rPr>
+        <w:t xml:space="preserve">+</w:t>
+      </w:r>
+      <w:r>
+        <w:br/>
+      </w:r>
+      <w:r>
+        <w:rPr>
+          <w:rStyle w:val="NormalTok"/>
+        </w:rPr>
+        <w:t xml:space="preserve">  </w:t>
+      </w:r>
+      <w:r>
+        <w:rPr>
+          <w:rStyle w:val="FunctionTok"/>
+        </w:rPr>
+        <w:t xml:space="preserve">geom_point</w:t>
+      </w:r>
+      <w:r>
+        <w:rPr>
+          <w:rStyle w:val="NormalTok"/>
+        </w:rPr>
+        <w:t xml:space="preserve">(</w:t>
+      </w:r>
+      <w:r>
+        <w:rPr>
+          <w:rStyle w:val="AttributeTok"/>
+        </w:rPr>
+        <w:t xml:space="preserve">position =</w:t>
+      </w:r>
+      <w:r>
+        <w:rPr>
+          <w:rStyle w:val="NormalTok"/>
+        </w:rPr>
+        <w:t xml:space="preserve"> dodge_pos, </w:t>
+      </w:r>
+      <w:r>
+        <w:rPr>
+          <w:rStyle w:val="AttributeTok"/>
+        </w:rPr>
+        <w:t xml:space="preserve">size =</w:t>
+      </w:r>
+      <w:r>
+        <w:rPr>
+          <w:rStyle w:val="NormalTok"/>
+        </w:rPr>
+        <w:t xml:space="preserve"> </w:t>
+      </w:r>
+      <w:r>
+        <w:rPr>
+          <w:rStyle w:val="DecValTok"/>
+        </w:rPr>
+        <w:t xml:space="preserve">3</w:t>
+      </w:r>
+      <w:r>
+        <w:rPr>
+          <w:rStyle w:val="NormalTok"/>
+        </w:rPr>
+        <w:t xml:space="preserve">) </w:t>
+      </w:r>
+      <w:r>
+        <w:rPr>
+          <w:rStyle w:val="SpecialCharTok"/>
+        </w:rPr>
+        <w:t xml:space="preserve">+</w:t>
+      </w:r>
+      <w:r>
+        <w:br/>
+      </w:r>
+      <w:r>
+        <w:rPr>
+          <w:rStyle w:val="NormalTok"/>
+        </w:rPr>
+        <w:t xml:space="preserve">  </w:t>
+      </w:r>
+      <w:r>
+        <w:rPr>
+          <w:rStyle w:val="FunctionTok"/>
+        </w:rPr>
+        <w:t xml:space="preserve">labs</w:t>
+      </w:r>
+      <w:r>
+        <w:rPr>
+          <w:rStyle w:val="NormalTok"/>
+        </w:rPr>
+        <w:t xml:space="preserve">(</w:t>
+      </w:r>
+      <w:r>
+        <w:rPr>
+          <w:rStyle w:val="AttributeTok"/>
+        </w:rPr>
+        <w:t xml:space="preserve">x =</w:t>
+      </w:r>
+      <w:r>
+        <w:rPr>
+          <w:rStyle w:val="NormalTok"/>
+        </w:rPr>
+        <w:t xml:space="preserve"> </w:t>
+      </w:r>
+      <w:r>
+        <w:rPr>
+          <w:rStyle w:val="StringTok"/>
+        </w:rPr>
+        <w:t xml:space="preserve">"Species"</w:t>
+      </w:r>
+      <w:r>
+        <w:rPr>
+          <w:rStyle w:val="NormalTok"/>
+        </w:rPr>
+        <w:t xml:space="preserve">, </w:t>
+      </w:r>
+      <w:r>
+        <w:rPr>
+          <w:rStyle w:val="AttributeTok"/>
+        </w:rPr>
+        <w:t xml:space="preserve">y =</w:t>
+      </w:r>
+      <w:r>
+        <w:rPr>
+          <w:rStyle w:val="NormalTok"/>
+        </w:rPr>
+        <w:t xml:space="preserve"> </w:t>
+      </w:r>
+      <w:r>
+        <w:rPr>
+          <w:rStyle w:val="StringTok"/>
+        </w:rPr>
+        <w:t xml:space="preserve">"Mean body mass (g)"</w:t>
+      </w:r>
+      <w:r>
+        <w:rPr>
+          <w:rStyle w:val="NormalTok"/>
+        </w:rPr>
+        <w:t xml:space="preserve">, </w:t>
+      </w:r>
+      <w:r>
+        <w:rPr>
+          <w:rStyle w:val="AttributeTok"/>
+        </w:rPr>
+        <w:t xml:space="preserve">color =</w:t>
+      </w:r>
+      <w:r>
+        <w:rPr>
+          <w:rStyle w:val="NormalTok"/>
+        </w:rPr>
+        <w:t xml:space="preserve"> </w:t>
+      </w:r>
+      <w:r>
+        <w:rPr>
+          <w:rStyle w:val="StringTok"/>
+        </w:rPr>
+        <w:t xml:space="preserve">"Sex"</w:t>
+      </w:r>
+      <w:r>
+        <w:rPr>
+          <w:rStyle w:val="NormalTok"/>
+        </w:rPr>
+        <w:t xml:space="preserve">,</w:t>
+      </w:r>
+      <w:r>
+        <w:br/>
+      </w:r>
+      <w:r>
+        <w:rPr>
+          <w:rStyle w:val="NormalTok"/>
+        </w:rPr>
+        <w:t xml:space="preserve">       </w:t>
+      </w:r>
+      <w:r>
+        <w:rPr>
+          <w:rStyle w:val="AttributeTok"/>
+        </w:rPr>
+        <w:t xml:space="preserve">title =</w:t>
+      </w:r>
+      <w:r>
+        <w:rPr>
+          <w:rStyle w:val="NormalTok"/>
+        </w:rPr>
+        <w:t xml:space="preserve"> </w:t>
+      </w:r>
+      <w:r>
+        <w:rPr>
+          <w:rStyle w:val="StringTok"/>
+        </w:rPr>
+        <w:t xml:space="preserve">"Body mass by species and sex (mean ± 1 SE)"</w:t>
+      </w:r>
+      <w:r>
+        <w:rPr>
+          <w:rStyle w:val="NormalTok"/>
+        </w:rPr>
+        <w:t xml:space="preserve">) </w:t>
+      </w:r>
+      <w:r>
+        <w:rPr>
+          <w:rStyle w:val="SpecialCharTok"/>
+        </w:rPr>
+        <w:t xml:space="preserve">+</w:t>
+      </w:r>
+      <w:r>
+        <w:br/>
+      </w:r>
+      <w:r>
+        <w:rPr>
+          <w:rStyle w:val="NormalTok"/>
+        </w:rPr>
+        <w:t xml:space="preserve">  </w:t>
+      </w:r>
+      <w:r>
+        <w:rPr>
+          <w:rStyle w:val="FunctionTok"/>
+        </w:rPr>
+        <w:t xml:space="preserve">theme_regular</w:t>
+      </w:r>
+      <w:r>
+        <w:rPr>
+          <w:rStyle w:val="NormalTok"/>
+        </w:rPr>
+        <w:t xml:space="preserve">()</w:t>
+      </w:r>
+    </w:p>
+    <w:p>
+      <w:pPr>
+        <w:pStyle w:val="BlockText"/>
+      </w:pPr>
+      <w:r>
+        <w:t xml:space="preserve">💡</w:t>
+      </w:r>
+      <w:r>
+        <w:t xml:space="preserve"> </w:t>
+      </w:r>
+      <w:r>
+        <w:rPr>
+          <w:b/>
+          <w:bCs/>
+        </w:rPr>
+        <w:t xml:space="preserve">Key idea:</w:t>
+      </w:r>
+      <w:r>
+        <w:t xml:space="preserve"> </w:t>
+      </w:r>
+      <w:r>
+        <w:rPr>
+          <w:rStyle w:val="VerbatimChar"/>
+        </w:rPr>
+        <w:t xml:space="preserve">position_dodge()</w:t>
+      </w:r>
+      <w:r>
+        <w:t xml:space="preserve"> </w:t>
+      </w:r>
+      <w:r>
+        <w:t xml:space="preserve">— not</w:t>
+      </w:r>
+      <w:r>
+        <w:t xml:space="preserve"> </w:t>
+      </w:r>
+      <w:r>
+        <w:rPr>
+          <w:rStyle w:val="VerbatimChar"/>
+        </w:rPr>
+        <w:t xml:space="preserve">position_jitterdodge()</w:t>
+      </w:r>
+      <w:r>
+        <w:t xml:space="preserve"> </w:t>
+      </w:r>
+      <w:r>
+        <w:t xml:space="preserve">— is the</w:t>
+      </w:r>
+      <w:r>
+        <w:t xml:space="preserve"> </w:t>
+      </w:r>
+      <w:r>
+        <w:t xml:space="preserve">one for connected summaries.</w:t>
+      </w:r>
+      <w:r>
+        <w:t xml:space="preserve"> </w:t>
+      </w:r>
+      <w:r>
+        <w:rPr>
+          <w:rStyle w:val="VerbatimChar"/>
+        </w:rPr>
+        <w:t xml:space="preserve">geom_line()</w:t>
+      </w:r>
+      <w:r>
+        <w:t xml:space="preserve"> </w:t>
+      </w:r>
+      <w:r>
+        <w:t xml:space="preserve">and</w:t>
+      </w:r>
+      <w:r>
+        <w:t xml:space="preserve"> </w:t>
+      </w:r>
+      <w:r>
+        <w:rPr>
+          <w:rStyle w:val="VerbatimChar"/>
+        </w:rPr>
+        <w:t xml:space="preserve">geom_path()</w:t>
+      </w:r>
+      <w:r>
+        <w:t xml:space="preserve"> </w:t>
+      </w:r>
+      <w:r>
+        <w:t xml:space="preserve">do</w:t>
+      </w:r>
+      <w:r>
+        <w:t xml:space="preserve"> </w:t>
+      </w:r>
+      <w:r>
+        <w:rPr>
+          <w:b/>
+          <w:bCs/>
+        </w:rPr>
+        <w:t xml:space="preserve">not</w:t>
+      </w:r>
+      <w:r>
+        <w:t xml:space="preserve"> </w:t>
+      </w:r>
+      <w:r>
+        <w:t xml:space="preserve">support</w:t>
+      </w:r>
+      <w:r>
+        <w:t xml:space="preserve"> </w:t>
+      </w:r>
+      <w:r>
+        <w:rPr>
+          <w:rStyle w:val="VerbatimChar"/>
+        </w:rPr>
+        <w:t xml:space="preserve">position_jitterdodge()</w:t>
+      </w:r>
+      <w:r>
+        <w:t xml:space="preserve"> </w:t>
+      </w:r>
+      <w:r>
+        <w:t xml:space="preserve">or</w:t>
+      </w:r>
+      <w:r>
+        <w:t xml:space="preserve"> </w:t>
+      </w:r>
+      <w:r>
+        <w:rPr>
+          <w:rStyle w:val="VerbatimChar"/>
+        </w:rPr>
+        <w:t xml:space="preserve">position_dodge2()</w:t>
+      </w:r>
+      <w:r>
+        <w:t xml:space="preserve">; a random jitter</w:t>
+      </w:r>
+      <w:r>
+        <w:t xml:space="preserve"> </w:t>
+      </w:r>
+      <w:r>
+        <w:t xml:space="preserve">would also make the connecting line zig-zag. Use</w:t>
+      </w:r>
+      <w:r>
+        <w:t xml:space="preserve"> </w:t>
+      </w:r>
+      <w:r>
+        <w:rPr>
+          <w:rStyle w:val="VerbatimChar"/>
+        </w:rPr>
+        <w:t xml:space="preserve">position_dodge()</w:t>
+      </w:r>
+      <w:r>
+        <w:t xml:space="preserve"> </w:t>
+      </w:r>
+      <w:r>
+        <w:t xml:space="preserve">on</w:t>
+      </w:r>
+      <w:r>
+        <w:t xml:space="preserve"> </w:t>
+      </w:r>
+      <w:r>
+        <w:t xml:space="preserve">plots of</w:t>
+      </w:r>
+      <w:r>
+        <w:t xml:space="preserve"> </w:t>
+      </w:r>
+      <w:r>
+        <w:rPr>
+          <w:i/>
+          <w:iCs/>
+        </w:rPr>
+        <w:t xml:space="preserve">summary values</w:t>
+      </w:r>
+      <w:r>
+        <w:t xml:space="preserve"> </w:t>
+      </w:r>
+      <w:r>
+        <w:t xml:space="preserve">(one point per group), where there is nothing to</w:t>
+      </w:r>
+      <w:r>
+        <w:t xml:space="preserve"> </w:t>
+      </w:r>
+      <w:r>
+        <w:t xml:space="preserve">scatter, and keep</w:t>
+      </w:r>
+      <w:r>
+        <w:t xml:space="preserve"> </w:t>
+      </w:r>
+      <w:r>
+        <w:rPr>
+          <w:rStyle w:val="VerbatimChar"/>
+        </w:rPr>
+        <w:t xml:space="preserve">position_jitter()</w:t>
+      </w:r>
+      <w:r>
+        <w:t xml:space="preserve"> </w:t>
+      </w:r>
+      <w:r>
+        <w:t xml:space="preserve">/</w:t>
+      </w:r>
+      <w:r>
+        <w:t xml:space="preserve"> </w:t>
+      </w:r>
+      <w:r>
+        <w:rPr>
+          <w:rStyle w:val="VerbatimChar"/>
+        </w:rPr>
+        <w:t xml:space="preserve">position_jitterdodge()</w:t>
+      </w:r>
+      <w:r>
+        <w:t xml:space="preserve"> </w:t>
+      </w:r>
+      <w:r>
+        <w:t xml:space="preserve">for layers</w:t>
+      </w:r>
+      <w:r>
+        <w:t xml:space="preserve"> </w:t>
+      </w:r>
+      <w:r>
+        <w:t xml:space="preserve">of</w:t>
+      </w:r>
+      <w:r>
+        <w:t xml:space="preserve"> </w:t>
+      </w:r>
+      <w:r>
+        <w:rPr>
+          <w:i/>
+          <w:iCs/>
+        </w:rPr>
+        <w:t xml:space="preserve">raw individual points</w:t>
+      </w:r>
+      <w:r>
+        <w:t xml:space="preserve">.</w:t>
       </w:r>
     </w:p>
     <w:p>
@@ -4915,9 +6298,9 @@
         </w:pict>
       </w:r>
     </w:p>
-    <w:bookmarkEnd w:id="24"/>
     <w:bookmarkEnd w:id="25"/>
-    <w:bookmarkStart w:id="28" w:name="other-stat_summary-options"/>
+    <w:bookmarkEnd w:id="26"/>
+    <w:bookmarkStart w:id="29" w:name="other-stat_summary-options"/>
     <w:p>
       <w:pPr>
         <w:pStyle w:val="Heading1"/>
@@ -5151,7 +6534,7 @@
         </w:tc>
       </w:tr>
     </w:tbl>
-    <w:bookmarkStart w:id="26" w:name="median-iqr-robust-alternative-to-mean-se"/>
+    <w:bookmarkStart w:id="27" w:name="median-iqr-robust-alternative-to-mean-se"/>
     <w:p>
       <w:pPr>
         <w:pStyle w:val="Heading3"/>
@@ -5603,8 +6986,8 @@
         <w:t xml:space="preserve">()</w:t>
       </w:r>
     </w:p>
-    <w:bookmarkEnd w:id="26"/>
-    <w:bookmarkStart w:id="27" w:name="X8054294cf5aaa0e2ceeed48fadc7f5e3a0f2277"/>
+    <w:bookmarkEnd w:id="27"/>
+    <w:bookmarkStart w:id="28" w:name="X8054294cf5aaa0e2ceeed48fadc7f5e3a0f2277"/>
     <w:p>
       <w:pPr>
         <w:pStyle w:val="Heading3"/>
@@ -5937,9 +7320,9 @@
         </w:pict>
       </w:r>
     </w:p>
-    <w:bookmarkEnd w:id="27"/>
     <w:bookmarkEnd w:id="28"/>
-    <w:bookmarkStart w:id="32" w:name="smooth-trend-lines-with-geom_smooth"/>
+    <w:bookmarkEnd w:id="29"/>
+    <w:bookmarkStart w:id="33" w:name="smooth-trend-lines-with-geom_smooth"/>
     <w:p>
       <w:pPr>
         <w:pStyle w:val="Heading1"/>
@@ -5957,7 +7340,7 @@
         <w:t xml:space="preserve">geom_smooth()</w:t>
       </w:r>
     </w:p>
-    <w:bookmarkStart w:id="29" w:name="linear-regression-with-confidence-ribbon"/>
+    <w:bookmarkStart w:id="30" w:name="linear-regression-with-confidence-ribbon"/>
     <w:p>
       <w:pPr>
         <w:pStyle w:val="Heading3"/>
@@ -6361,8 +7744,8 @@
         <w:t xml:space="preserve">()</w:t>
       </w:r>
     </w:p>
-    <w:bookmarkEnd w:id="29"/>
-    <w:bookmarkStart w:id="30" w:name="one-regression-line-per-group"/>
+    <w:bookmarkEnd w:id="30"/>
+    <w:bookmarkStart w:id="31" w:name="one-regression-line-per-group"/>
     <w:p>
       <w:pPr>
         <w:pStyle w:val="Heading3"/>
@@ -6706,8 +8089,8 @@
         <w:t xml:space="preserve">()</w:t>
       </w:r>
     </w:p>
-    <w:bookmarkEnd w:id="30"/>
-    <w:bookmarkStart w:id="31" w:name="X269a19582f418ba25356c3dc1ceb1dfe1b506fe"/>
+    <w:bookmarkEnd w:id="31"/>
+    <w:bookmarkStart w:id="32" w:name="X269a19582f418ba25356c3dc1ceb1dfe1b506fe"/>
     <w:p>
       <w:pPr>
         <w:pStyle w:val="Heading3"/>
@@ -7223,9 +8606,9 @@
         </w:pict>
       </w:r>
     </w:p>
-    <w:bookmarkEnd w:id="31"/>
     <w:bookmarkEnd w:id="32"/>
-    <w:bookmarkStart w:id="36" w:name="distribution-plots"/>
+    <w:bookmarkEnd w:id="33"/>
+    <w:bookmarkStart w:id="37" w:name="distribution-plots"/>
     <w:p>
       <w:pPr>
         <w:pStyle w:val="Heading1"/>
@@ -7234,7 +8617,7 @@
         <w:t xml:space="preserve">7 · Distribution plots</w:t>
       </w:r>
     </w:p>
-    <w:bookmarkStart w:id="33" w:name="violin-raw-data-mean-the-full-picture"/>
+    <w:bookmarkStart w:id="34" w:name="violin-raw-data-mean-the-full-picture"/>
     <w:p>
       <w:pPr>
         <w:pStyle w:val="Heading3"/>
@@ -7415,7 +8798,7 @@
         <w:rPr>
           <w:rStyle w:val="FunctionTok"/>
         </w:rPr>
-        <w:t xml:space="preserve">geom_jitter</w:t>
+        <w:t xml:space="preserve">geom_point</w:t>
       </w:r>
       <w:r>
         <w:rPr>
@@ -7427,6 +8810,30 @@
         <w:rPr>
           <w:rStyle w:val="AttributeTok"/>
         </w:rPr>
+        <w:t xml:space="preserve">position =</w:t>
+      </w:r>
+      <w:r>
+        <w:rPr>
+          <w:rStyle w:val="NormalTok"/>
+        </w:rPr>
+        <w:t xml:space="preserve"> </w:t>
+      </w:r>
+      <w:r>
+        <w:rPr>
+          <w:rStyle w:val="FunctionTok"/>
+        </w:rPr>
+        <w:t xml:space="preserve">position_jitter</w:t>
+      </w:r>
+      <w:r>
+        <w:rPr>
+          <w:rStyle w:val="NormalTok"/>
+        </w:rPr>
+        <w:t xml:space="preserve">(</w:t>
+      </w:r>
+      <w:r>
+        <w:rPr>
+          <w:rStyle w:val="AttributeTok"/>
+        </w:rPr>
         <w:t xml:space="preserve">width =</w:t>
       </w:r>
       <w:r>
@@ -7451,6 +8858,39 @@
         <w:rPr>
           <w:rStyle w:val="AttributeTok"/>
         </w:rPr>
+        <w:t xml:space="preserve">seed =</w:t>
+      </w:r>
+      <w:r>
+        <w:rPr>
+          <w:rStyle w:val="NormalTok"/>
+        </w:rPr>
+        <w:t xml:space="preserve"> </w:t>
+      </w:r>
+      <w:r>
+        <w:rPr>
+          <w:rStyle w:val="DecValTok"/>
+        </w:rPr>
+        <w:t xml:space="preserve">42</w:t>
+      </w:r>
+      <w:r>
+        <w:rPr>
+          <w:rStyle w:val="NormalTok"/>
+        </w:rPr>
+        <w:t xml:space="preserve">),</w:t>
+      </w:r>
+      <w:r>
+        <w:br/>
+      </w:r>
+      <w:r>
+        <w:rPr>
+          <w:rStyle w:val="NormalTok"/>
+        </w:rPr>
+        <w:t xml:space="preserve">             </w:t>
+      </w:r>
+      <w:r>
+        <w:rPr>
+          <w:rStyle w:val="AttributeTok"/>
+        </w:rPr>
         <w:t xml:space="preserve">alpha =</w:t>
       </w:r>
       <w:r>
@@ -7850,8 +9290,8 @@
         <w:t xml:space="preserve">)</w:t>
       </w:r>
     </w:p>
-    <w:bookmarkEnd w:id="33"/>
-    <w:bookmarkStart w:id="34" w:name="Xc93fc84b0d1d9a56b49f2068e8af257c2d065d1"/>
+    <w:bookmarkEnd w:id="34"/>
+    <w:bookmarkStart w:id="35" w:name="Xc93fc84b0d1d9a56b49f2068e8af257c2d065d1"/>
     <w:p>
       <w:pPr>
         <w:pStyle w:val="Heading3"/>
@@ -8273,8 +9713,8 @@
         <w:t xml:space="preserve">space between them.</w:t>
       </w:r>
     </w:p>
-    <w:bookmarkEnd w:id="34"/>
-    <w:bookmarkStart w:id="35" w:name="histogram-with-density-overlay"/>
+    <w:bookmarkEnd w:id="35"/>
+    <w:bookmarkStart w:id="36" w:name="histogram-with-density-overlay"/>
     <w:p>
       <w:pPr>
         <w:pStyle w:val="Heading3"/>
@@ -8762,9 +10202,9 @@
         </w:pict>
       </w:r>
     </w:p>
-    <w:bookmarkEnd w:id="35"/>
     <w:bookmarkEnd w:id="36"/>
-    <w:bookmarkStart w:id="40" w:name="annotation"/>
+    <w:bookmarkEnd w:id="37"/>
+    <w:bookmarkStart w:id="41" w:name="annotation"/>
     <w:p>
       <w:pPr>
         <w:pStyle w:val="Heading1"/>
@@ -8773,7 +10213,7 @@
         <w:t xml:space="preserve">8 · Annotation</w:t>
       </w:r>
     </w:p>
-    <w:bookmarkStart w:id="37" w:name="text-on-the-plot"/>
+    <w:bookmarkStart w:id="38" w:name="text-on-the-plot"/>
     <w:p>
       <w:pPr>
         <w:pStyle w:val="Heading3"/>
@@ -9243,8 +10683,8 @@
         <w:t xml:space="preserve">()</w:t>
       </w:r>
     </w:p>
-    <w:bookmarkEnd w:id="37"/>
-    <w:bookmarkStart w:id="38" w:name="reference-line-with-label"/>
+    <w:bookmarkEnd w:id="38"/>
+    <w:bookmarkStart w:id="39" w:name="reference-line-with-label"/>
     <w:p>
       <w:pPr>
         <w:pStyle w:val="Heading3"/>
@@ -9396,7 +10836,7 @@
         <w:rPr>
           <w:rStyle w:val="FunctionTok"/>
         </w:rPr>
-        <w:t xml:space="preserve">geom_jitter</w:t>
+        <w:t xml:space="preserve">geom_point</w:t>
       </w:r>
       <w:r>
         <w:rPr>
@@ -9408,6 +10848,30 @@
         <w:rPr>
           <w:rStyle w:val="AttributeTok"/>
         </w:rPr>
+        <w:t xml:space="preserve">position =</w:t>
+      </w:r>
+      <w:r>
+        <w:rPr>
+          <w:rStyle w:val="NormalTok"/>
+        </w:rPr>
+        <w:t xml:space="preserve"> </w:t>
+      </w:r>
+      <w:r>
+        <w:rPr>
+          <w:rStyle w:val="FunctionTok"/>
+        </w:rPr>
+        <w:t xml:space="preserve">position_jitter</w:t>
+      </w:r>
+      <w:r>
+        <w:rPr>
+          <w:rStyle w:val="NormalTok"/>
+        </w:rPr>
+        <w:t xml:space="preserve">(</w:t>
+      </w:r>
+      <w:r>
+        <w:rPr>
+          <w:rStyle w:val="AttributeTok"/>
+        </w:rPr>
         <w:t xml:space="preserve">width =</w:t>
       </w:r>
       <w:r>
@@ -9432,6 +10896,39 @@
         <w:rPr>
           <w:rStyle w:val="AttributeTok"/>
         </w:rPr>
+        <w:t xml:space="preserve">seed =</w:t>
+      </w:r>
+      <w:r>
+        <w:rPr>
+          <w:rStyle w:val="NormalTok"/>
+        </w:rPr>
+        <w:t xml:space="preserve"> </w:t>
+      </w:r>
+      <w:r>
+        <w:rPr>
+          <w:rStyle w:val="DecValTok"/>
+        </w:rPr>
+        <w:t xml:space="preserve">42</w:t>
+      </w:r>
+      <w:r>
+        <w:rPr>
+          <w:rStyle w:val="NormalTok"/>
+        </w:rPr>
+        <w:t xml:space="preserve">),</w:t>
+      </w:r>
+      <w:r>
+        <w:br/>
+      </w:r>
+      <w:r>
+        <w:rPr>
+          <w:rStyle w:val="NormalTok"/>
+        </w:rPr>
+        <w:t xml:space="preserve">             </w:t>
+      </w:r>
+      <w:r>
+        <w:rPr>
+          <w:rStyle w:val="AttributeTok"/>
+        </w:rPr>
         <w:t xml:space="preserve">alpha =</w:t>
       </w:r>
       <w:r>
@@ -9912,8 +11409,8 @@
         <w:t xml:space="preserve">()</w:t>
       </w:r>
     </w:p>
-    <w:bookmarkEnd w:id="38"/>
-    <w:bookmarkStart w:id="39" w:name="shaded-region"/>
+    <w:bookmarkEnd w:id="39"/>
+    <w:bookmarkStart w:id="40" w:name="shaded-region"/>
     <w:p>
       <w:pPr>
         <w:pStyle w:val="Heading3"/>
@@ -10477,9 +11974,9 @@
         </w:pict>
       </w:r>
     </w:p>
-    <w:bookmarkEnd w:id="39"/>
     <w:bookmarkEnd w:id="40"/>
-    <w:bookmarkStart w:id="44" w:name="combining-plots-with-patchwork"/>
+    <w:bookmarkEnd w:id="41"/>
+    <w:bookmarkStart w:id="45" w:name="combining-plots-with-patchwork"/>
     <w:p>
       <w:pPr>
         <w:pStyle w:val="Heading1"/>
@@ -11368,7 +12865,7 @@
         <w:t xml:space="preserve">)</w:t>
       </w:r>
     </w:p>
-    <w:bookmarkStart w:id="41" w:name="layout-operators"/>
+    <w:bookmarkStart w:id="42" w:name="layout-operators"/>
     <w:p>
       <w:pPr>
         <w:pStyle w:val="Heading3"/>
@@ -11472,8 +12969,8 @@
         <w:t xml:space="preserve"># complex: two on top, one full-width below</w:t>
       </w:r>
     </w:p>
-    <w:bookmarkEnd w:id="41"/>
-    <w:bookmarkStart w:id="42" w:name="add-a-shared-title-and-panel-tags"/>
+    <w:bookmarkEnd w:id="42"/>
+    <w:bookmarkStart w:id="43" w:name="add-a-shared-title-and-panel-tags"/>
     <w:p>
       <w:pPr>
         <w:pStyle w:val="Heading3"/>
@@ -11625,8 +13122,8 @@
         <w:t xml:space="preserve">  )</w:t>
       </w:r>
     </w:p>
-    <w:bookmarkEnd w:id="42"/>
-    <w:bookmarkStart w:id="43" w:name="collect-legends-from-all-panels"/>
+    <w:bookmarkEnd w:id="43"/>
+    <w:bookmarkStart w:id="44" w:name="collect-legends-from-all-panels"/>
     <w:p>
       <w:pPr>
         <w:pStyle w:val="Heading3"/>
@@ -11776,9 +13273,9 @@
         </w:pict>
       </w:r>
     </w:p>
-    <w:bookmarkEnd w:id="43"/>
     <w:bookmarkEnd w:id="44"/>
-    <w:bookmarkStart w:id="46" w:name="log-scale-axes"/>
+    <w:bookmarkEnd w:id="45"/>
+    <w:bookmarkStart w:id="47" w:name="log-scale-axes"/>
     <w:p>
       <w:pPr>
         <w:pStyle w:val="Heading1"/>
@@ -11807,7 +13304,7 @@
         <w:t xml:space="preserve">ones.</w:t>
       </w:r>
     </w:p>
-    <w:bookmarkStart w:id="45" w:name="X09db899eaefd972658b14564b9a8f6cf5264108"/>
+    <w:bookmarkStart w:id="46" w:name="X09db899eaefd972658b14564b9a8f6cf5264108"/>
     <w:p>
       <w:pPr>
         <w:pStyle w:val="Heading3"/>
@@ -12392,9 +13889,9 @@
         </w:pict>
       </w:r>
     </w:p>
-    <w:bookmarkEnd w:id="45"/>
     <w:bookmarkEnd w:id="46"/>
-    <w:bookmarkStart w:id="47" w:name="quick-reference"/>
+    <w:bookmarkEnd w:id="47"/>
+    <w:bookmarkStart w:id="48" w:name="quick-reference"/>
     <w:p>
       <w:pPr>
         <w:pStyle w:val="Heading1"/>
@@ -12692,7 +14189,34 @@
               <w:pStyle w:val="Compact"/>
             </w:pPr>
             <w:r>
-              <w:t xml:space="preserve">Dodge groups</w:t>
+              <w:t xml:space="preserve">Jitter raw points (reproducible)</w:t>
+            </w:r>
+          </w:p>
+        </w:tc>
+        <w:tc>
+          <w:tcPr/>
+          <w:p>
+            <w:pPr>
+              <w:pStyle w:val="Compact"/>
+            </w:pPr>
+            <w:r>
+              <w:rPr>
+                <w:rStyle w:val="VerbatimChar"/>
+              </w:rPr>
+              <w:t xml:space="preserve">position_jitter(width = 0.15, seed = 42)</w:t>
+            </w:r>
+          </w:p>
+        </w:tc>
+      </w:tr>
+      <w:tr>
+        <w:tc>
+          <w:tcPr/>
+          <w:p>
+            <w:pPr>
+              <w:pStyle w:val="Compact"/>
+            </w:pPr>
+            <w:r>
+              <w:t xml:space="preserve">Dodge groups (summaries, lines)</w:t>
             </w:r>
           </w:p>
         </w:tc>
@@ -12719,7 +14243,7 @@
               <w:pStyle w:val="Compact"/>
             </w:pPr>
             <w:r>
-              <w:t xml:space="preserve">Dodge + jitter</w:t>
+              <w:t xml:space="preserve">Dodge + jitter (raw points, 2 groups)</w:t>
             </w:r>
           </w:p>
         </w:tc>
@@ -13142,7 +14666,7 @@
         <w:t xml:space="preserve">Next: Common Code 08 — Custom themes.</w:t>
       </w:r>
     </w:p>
-    <w:bookmarkEnd w:id="47"/>
+    <w:bookmarkEnd w:id="48"/>
     <w:sectPr>
       <w:pgSz w:h="15840" w:w="12240"/>
       <w:pgMar w:bottom="1440" w:footer="720" w:gutter="0" w:header="720" w:left="1440" w:right="1440" w:top="1440"/>

--- a/docs/common_code/07_advanced_plotting/advanced_plotting.docx
+++ b/docs/common_code/07_advanced_plotting/advanced_plotting.docx
@@ -31,7 +31,7 @@
         <w:pStyle w:val="Date"/>
       </w:pPr>
       <w:r>
-        <w:t xml:space="preserve">2026-09-10</w:t>
+        <w:t xml:space="preserve">2026-09-14</w:t>
       </w:r>
     </w:p>
     <w:bookmarkStart w:id="11" w:name="advanced-ggplot2"/>
@@ -2312,7 +2312,7 @@
         <w:rPr>
           <w:rStyle w:val="FunctionTok"/>
         </w:rPr>
-        <w:t xml:space="preserve">geom_point</w:t>
+        <w:t xml:space="preserve">geom_jitter</w:t>
       </w:r>
       <w:r>
         <w:rPr>
@@ -2324,30 +2324,6 @@
         <w:rPr>
           <w:rStyle w:val="AttributeTok"/>
         </w:rPr>
-        <w:t xml:space="preserve">position =</w:t>
-      </w:r>
-      <w:r>
-        <w:rPr>
-          <w:rStyle w:val="NormalTok"/>
-        </w:rPr>
-        <w:t xml:space="preserve"> </w:t>
-      </w:r>
-      <w:r>
-        <w:rPr>
-          <w:rStyle w:val="FunctionTok"/>
-        </w:rPr>
-        <w:t xml:space="preserve">position_jitter</w:t>
-      </w:r>
-      <w:r>
-        <w:rPr>
-          <w:rStyle w:val="NormalTok"/>
-        </w:rPr>
-        <w:t xml:space="preserve">(</w:t>
-      </w:r>
-      <w:r>
-        <w:rPr>
-          <w:rStyle w:val="AttributeTok"/>
-        </w:rPr>
         <w:t xml:space="preserve">width =</w:t>
       </w:r>
       <w:r>
@@ -2367,39 +2343,6 @@
           <w:rStyle w:val="NormalTok"/>
         </w:rPr>
         <w:t xml:space="preserve">, </w:t>
-      </w:r>
-      <w:r>
-        <w:rPr>
-          <w:rStyle w:val="AttributeTok"/>
-        </w:rPr>
-        <w:t xml:space="preserve">seed =</w:t>
-      </w:r>
-      <w:r>
-        <w:rPr>
-          <w:rStyle w:val="NormalTok"/>
-        </w:rPr>
-        <w:t xml:space="preserve"> </w:t>
-      </w:r>
-      <w:r>
-        <w:rPr>
-          <w:rStyle w:val="DecValTok"/>
-        </w:rPr>
-        <w:t xml:space="preserve">42</w:t>
-      </w:r>
-      <w:r>
-        <w:rPr>
-          <w:rStyle w:val="NormalTok"/>
-        </w:rPr>
-        <w:t xml:space="preserve">),</w:t>
-      </w:r>
-      <w:r>
-        <w:br/>
-      </w:r>
-      <w:r>
-        <w:rPr>
-          <w:rStyle w:val="NormalTok"/>
-        </w:rPr>
-        <w:t xml:space="preserve">             </w:t>
       </w:r>
       <w:r>
         <w:rPr>
@@ -2857,7 +2800,7 @@
         <w:rPr>
           <w:rStyle w:val="FunctionTok"/>
         </w:rPr>
-        <w:t xml:space="preserve">geom_point</w:t>
+        <w:t xml:space="preserve">geom_jitter</w:t>
       </w:r>
       <w:r>
         <w:rPr>
@@ -2869,30 +2812,6 @@
         <w:rPr>
           <w:rStyle w:val="AttributeTok"/>
         </w:rPr>
-        <w:t xml:space="preserve">position =</w:t>
-      </w:r>
-      <w:r>
-        <w:rPr>
-          <w:rStyle w:val="NormalTok"/>
-        </w:rPr>
-        <w:t xml:space="preserve"> </w:t>
-      </w:r>
-      <w:r>
-        <w:rPr>
-          <w:rStyle w:val="FunctionTok"/>
-        </w:rPr>
-        <w:t xml:space="preserve">position_jitter</w:t>
-      </w:r>
-      <w:r>
-        <w:rPr>
-          <w:rStyle w:val="NormalTok"/>
-        </w:rPr>
-        <w:t xml:space="preserve">(</w:t>
-      </w:r>
-      <w:r>
-        <w:rPr>
-          <w:rStyle w:val="AttributeTok"/>
-        </w:rPr>
         <w:t xml:space="preserve">width =</w:t>
       </w:r>
       <w:r>
@@ -2912,39 +2831,6 @@
           <w:rStyle w:val="NormalTok"/>
         </w:rPr>
         <w:t xml:space="preserve">, </w:t>
-      </w:r>
-      <w:r>
-        <w:rPr>
-          <w:rStyle w:val="AttributeTok"/>
-        </w:rPr>
-        <w:t xml:space="preserve">seed =</w:t>
-      </w:r>
-      <w:r>
-        <w:rPr>
-          <w:rStyle w:val="NormalTok"/>
-        </w:rPr>
-        <w:t xml:space="preserve"> </w:t>
-      </w:r>
-      <w:r>
-        <w:rPr>
-          <w:rStyle w:val="DecValTok"/>
-        </w:rPr>
-        <w:t xml:space="preserve">42</w:t>
-      </w:r>
-      <w:r>
-        <w:rPr>
-          <w:rStyle w:val="NormalTok"/>
-        </w:rPr>
-        <w:t xml:space="preserve">),</w:t>
-      </w:r>
-      <w:r>
-        <w:br/>
-      </w:r>
-      <w:r>
-        <w:rPr>
-          <w:rStyle w:val="NormalTok"/>
-        </w:rPr>
-        <w:t xml:space="preserve">             </w:t>
       </w:r>
       <w:r>
         <w:rPr>
@@ -3262,7 +3148,7 @@
         <w:t xml:space="preserve"> </w:t>
       </w:r>
       <w:r>
-        <w:t xml:space="preserve">Layer order matters. Put the raw</w:t>
+        <w:t xml:space="preserve">Layer order matters. Put</w:t>
       </w:r>
       <w:r>
         <w:t xml:space="preserve"> </w:t>
@@ -3271,13 +3157,13 @@
         <w:rPr>
           <w:rStyle w:val="VerbatimChar"/>
         </w:rPr>
-        <w:t xml:space="preserve">geom_point()</w:t>
-      </w:r>
-      <w:r>
-        <w:t xml:space="preserve"> </w:t>
-      </w:r>
-      <w:r>
-        <w:t xml:space="preserve">layer before</w:t>
+        <w:t xml:space="preserve">geom_jitter()</w:t>
+      </w:r>
+      <w:r>
+        <w:t xml:space="preserve"> </w:t>
+      </w:r>
+      <w:r>
+        <w:t xml:space="preserve">before</w:t>
       </w:r>
       <w:r>
         <w:t xml:space="preserve"> </w:t>
@@ -3787,7 +3673,7 @@
         <w:rPr>
           <w:rStyle w:val="FunctionTok"/>
         </w:rPr>
-        <w:t xml:space="preserve">geom_point</w:t>
+        <w:t xml:space="preserve">geom_jitter</w:t>
       </w:r>
       <w:r>
         <w:rPr>
@@ -3799,30 +3685,6 @@
         <w:rPr>
           <w:rStyle w:val="AttributeTok"/>
         </w:rPr>
-        <w:t xml:space="preserve">position =</w:t>
-      </w:r>
-      <w:r>
-        <w:rPr>
-          <w:rStyle w:val="NormalTok"/>
-        </w:rPr>
-        <w:t xml:space="preserve"> </w:t>
-      </w:r>
-      <w:r>
-        <w:rPr>
-          <w:rStyle w:val="FunctionTok"/>
-        </w:rPr>
-        <w:t xml:space="preserve">position_jitter</w:t>
-      </w:r>
-      <w:r>
-        <w:rPr>
-          <w:rStyle w:val="NormalTok"/>
-        </w:rPr>
-        <w:t xml:space="preserve">(</w:t>
-      </w:r>
-      <w:r>
-        <w:rPr>
-          <w:rStyle w:val="AttributeTok"/>
-        </w:rPr>
         <w:t xml:space="preserve">width =</w:t>
       </w:r>
       <w:r>
@@ -3842,39 +3704,6 @@
           <w:rStyle w:val="NormalTok"/>
         </w:rPr>
         <w:t xml:space="preserve">, </w:t>
-      </w:r>
-      <w:r>
-        <w:rPr>
-          <w:rStyle w:val="AttributeTok"/>
-        </w:rPr>
-        <w:t xml:space="preserve">seed =</w:t>
-      </w:r>
-      <w:r>
-        <w:rPr>
-          <w:rStyle w:val="NormalTok"/>
-        </w:rPr>
-        <w:t xml:space="preserve"> </w:t>
-      </w:r>
-      <w:r>
-        <w:rPr>
-          <w:rStyle w:val="DecValTok"/>
-        </w:rPr>
-        <w:t xml:space="preserve">42</w:t>
-      </w:r>
-      <w:r>
-        <w:rPr>
-          <w:rStyle w:val="NormalTok"/>
-        </w:rPr>
-        <w:t xml:space="preserve">),</w:t>
-      </w:r>
-      <w:r>
-        <w:br/>
-      </w:r>
-      <w:r>
-        <w:rPr>
-          <w:rStyle w:val="NormalTok"/>
-        </w:rPr>
-        <w:t xml:space="preserve">             </w:t>
       </w:r>
       <w:r>
         <w:rPr>
@@ -8798,7 +8627,7 @@
         <w:rPr>
           <w:rStyle w:val="FunctionTok"/>
         </w:rPr>
-        <w:t xml:space="preserve">geom_point</w:t>
+        <w:t xml:space="preserve">geom_jitter</w:t>
       </w:r>
       <w:r>
         <w:rPr>
@@ -8810,30 +8639,6 @@
         <w:rPr>
           <w:rStyle w:val="AttributeTok"/>
         </w:rPr>
-        <w:t xml:space="preserve">position =</w:t>
-      </w:r>
-      <w:r>
-        <w:rPr>
-          <w:rStyle w:val="NormalTok"/>
-        </w:rPr>
-        <w:t xml:space="preserve"> </w:t>
-      </w:r>
-      <w:r>
-        <w:rPr>
-          <w:rStyle w:val="FunctionTok"/>
-        </w:rPr>
-        <w:t xml:space="preserve">position_jitter</w:t>
-      </w:r>
-      <w:r>
-        <w:rPr>
-          <w:rStyle w:val="NormalTok"/>
-        </w:rPr>
-        <w:t xml:space="preserve">(</w:t>
-      </w:r>
-      <w:r>
-        <w:rPr>
-          <w:rStyle w:val="AttributeTok"/>
-        </w:rPr>
         <w:t xml:space="preserve">width =</w:t>
       </w:r>
       <w:r>
@@ -8853,39 +8658,6 @@
           <w:rStyle w:val="NormalTok"/>
         </w:rPr>
         <w:t xml:space="preserve">, </w:t>
-      </w:r>
-      <w:r>
-        <w:rPr>
-          <w:rStyle w:val="AttributeTok"/>
-        </w:rPr>
-        <w:t xml:space="preserve">seed =</w:t>
-      </w:r>
-      <w:r>
-        <w:rPr>
-          <w:rStyle w:val="NormalTok"/>
-        </w:rPr>
-        <w:t xml:space="preserve"> </w:t>
-      </w:r>
-      <w:r>
-        <w:rPr>
-          <w:rStyle w:val="DecValTok"/>
-        </w:rPr>
-        <w:t xml:space="preserve">42</w:t>
-      </w:r>
-      <w:r>
-        <w:rPr>
-          <w:rStyle w:val="NormalTok"/>
-        </w:rPr>
-        <w:t xml:space="preserve">),</w:t>
-      </w:r>
-      <w:r>
-        <w:br/>
-      </w:r>
-      <w:r>
-        <w:rPr>
-          <w:rStyle w:val="NormalTok"/>
-        </w:rPr>
-        <w:t xml:space="preserve">             </w:t>
       </w:r>
       <w:r>
         <w:rPr>
@@ -10836,7 +10608,7 @@
         <w:rPr>
           <w:rStyle w:val="FunctionTok"/>
         </w:rPr>
-        <w:t xml:space="preserve">geom_point</w:t>
+        <w:t xml:space="preserve">geom_jitter</w:t>
       </w:r>
       <w:r>
         <w:rPr>
@@ -10848,30 +10620,6 @@
         <w:rPr>
           <w:rStyle w:val="AttributeTok"/>
         </w:rPr>
-        <w:t xml:space="preserve">position =</w:t>
-      </w:r>
-      <w:r>
-        <w:rPr>
-          <w:rStyle w:val="NormalTok"/>
-        </w:rPr>
-        <w:t xml:space="preserve"> </w:t>
-      </w:r>
-      <w:r>
-        <w:rPr>
-          <w:rStyle w:val="FunctionTok"/>
-        </w:rPr>
-        <w:t xml:space="preserve">position_jitter</w:t>
-      </w:r>
-      <w:r>
-        <w:rPr>
-          <w:rStyle w:val="NormalTok"/>
-        </w:rPr>
-        <w:t xml:space="preserve">(</w:t>
-      </w:r>
-      <w:r>
-        <w:rPr>
-          <w:rStyle w:val="AttributeTok"/>
-        </w:rPr>
         <w:t xml:space="preserve">width =</w:t>
       </w:r>
       <w:r>
@@ -10891,39 +10639,6 @@
           <w:rStyle w:val="NormalTok"/>
         </w:rPr>
         <w:t xml:space="preserve">, </w:t>
-      </w:r>
-      <w:r>
-        <w:rPr>
-          <w:rStyle w:val="AttributeTok"/>
-        </w:rPr>
-        <w:t xml:space="preserve">seed =</w:t>
-      </w:r>
-      <w:r>
-        <w:rPr>
-          <w:rStyle w:val="NormalTok"/>
-        </w:rPr>
-        <w:t xml:space="preserve"> </w:t>
-      </w:r>
-      <w:r>
-        <w:rPr>
-          <w:rStyle w:val="DecValTok"/>
-        </w:rPr>
-        <w:t xml:space="preserve">42</w:t>
-      </w:r>
-      <w:r>
-        <w:rPr>
-          <w:rStyle w:val="NormalTok"/>
-        </w:rPr>
-        <w:t xml:space="preserve">),</w:t>
-      </w:r>
-      <w:r>
-        <w:br/>
-      </w:r>
-      <w:r>
-        <w:rPr>
-          <w:rStyle w:val="NormalTok"/>
-        </w:rPr>
-        <w:t xml:space="preserve">             </w:t>
       </w:r>
       <w:r>
         <w:rPr>

--- a/docs/common_code/07_advanced_plotting/advanced_plotting.docx
+++ b/docs/common_code/07_advanced_plotting/advanced_plotting.docx
@@ -15430,7 +15430,6 @@
         <w:bottom w:color="FF0000" w:space="1" w:sz="8" w:val="single"/>
         <w:right w:color="FF0000" w:space="4" w:sz="8" w:val="single"/>
       </w:pBdr>
-      <w:shd w:color="auto" w:fill="auto" w:val="pct15"/>
       <w:spacing w:after="120" w:before="120"/>
       <w:ind w:left="432" w:right="432"/>
     </w:pPr>
@@ -15451,7 +15450,6 @@
         <w:bottom w:color="auto" w:space="1" w:sz="8" w:val="single"/>
         <w:right w:color="auto" w:space="4" w:sz="8" w:val="single"/>
       </w:pBdr>
-      <w:shd w:color="auto" w:fill="auto" w:val="pct15"/>
       <w:spacing w:after="240" w:before="240"/>
       <w:ind w:left="432" w:right="432"/>
     </w:pPr>
@@ -15466,7 +15464,6 @@
     <w:qFormat/>
     <w:rsid w:val="00771E03"/>
     <w:pPr>
-      <w:shd w:color="auto" w:fill="auto" w:val="pct15"/>
       <w:spacing w:after="240" w:before="240"/>
       <w:ind w:left="432" w:right="432"/>
     </w:pPr>

--- a/docs/common_code/07_advanced_plotting/advanced_plotting.docx
+++ b/docs/common_code/07_advanced_plotting/advanced_plotting.docx
@@ -31,7 +31,7 @@
         <w:pStyle w:val="Date"/>
       </w:pPr>
       <w:r>
-        <w:t xml:space="preserve">2026-09-14</w:t>
+        <w:t xml:space="preserve">2026-09-21</w:t>
       </w:r>
     </w:p>
     <w:bookmarkStart w:id="11" w:name="advanced-ggplot2"/>

--- a/docs/common_code/07_advanced_plotting/advanced_plotting.docx
+++ b/docs/common_code/07_advanced_plotting/advanced_plotting.docx
@@ -31,7 +31,7 @@
         <w:pStyle w:val="Date"/>
       </w:pPr>
       <w:r>
-        <w:t xml:space="preserve">2026-09-21</w:t>
+        <w:t xml:space="preserve">2026-09-22</w:t>
       </w:r>
     </w:p>
     <w:bookmarkStart w:id="11" w:name="advanced-ggplot2"/>

--- a/docs/common_code/07_advanced_plotting/advanced_plotting.docx
+++ b/docs/common_code/07_advanced_plotting/advanced_plotting.docx
@@ -31,7 +31,7 @@
         <w:pStyle w:val="Date"/>
       </w:pPr>
       <w:r>
-        <w:t xml:space="preserve">2026-09-22</w:t>
+        <w:t xml:space="preserve">2026-09-23</w:t>
       </w:r>
     </w:p>
     <w:bookmarkStart w:id="11" w:name="advanced-ggplot2"/>

--- a/docs/common_code/07_advanced_plotting/advanced_plotting.docx
+++ b/docs/common_code/07_advanced_plotting/advanced_plotting.docx
@@ -15513,6 +15513,252 @@
       <w:spacing w:after="100"/>
     </w:pPr>
   </w:style>
+  <w:style w:styleId="BodyText" w:type="paragraph">
+    <w:name w:val="Body Text"/>
+    <w:basedOn w:val="Normal"/>
+    <w:link w:val="BodyTextChar"/>
+    <w:qFormat/>
+    <w:pPr>
+      <w:spacing w:after="180" w:before="180"/>
+    </w:pPr>
+  </w:style>
+  <w:style w:customStyle="1" w:styleId="FirstParagraph" w:type="paragraph">
+    <w:name w:val="First Paragraph"/>
+    <w:basedOn w:val="BodyText"/>
+    <w:next w:val="BodyText"/>
+    <w:qFormat/>
+  </w:style>
+  <w:style w:customStyle="1" w:styleId="Compact" w:type="paragraph">
+    <w:name w:val="Compact"/>
+    <w:basedOn w:val="BodyText"/>
+    <w:qFormat/>
+    <w:pPr>
+      <w:spacing w:after="36" w:before="36"/>
+    </w:pPr>
+  </w:style>
+  <w:style w:customStyle="1" w:styleId="Author" w:type="paragraph">
+    <w:name w:val="Author"/>
+    <w:basedOn w:val="Title"/>
+    <w:next w:val="BodyText"/>
+    <w:qFormat/>
+    <w:pPr>
+      <w:keepNext/>
+      <w:keepLines/>
+    </w:pPr>
+    <w:rPr>
+      <w:sz w:val="24"/>
+      <w:szCs w:val="24"/>
+    </w:rPr>
+  </w:style>
+  <w:style w:styleId="Date" w:type="paragraph">
+    <w:name w:val="Date"/>
+    <w:basedOn w:val="Title"/>
+    <w:next w:val="BodyText"/>
+    <w:qFormat/>
+    <w:pPr>
+      <w:keepNext/>
+      <w:keepLines/>
+    </w:pPr>
+    <w:rPr>
+      <w:sz w:val="24"/>
+      <w:szCs w:val="24"/>
+    </w:rPr>
+  </w:style>
+  <w:style w:customStyle="1" w:styleId="AbstractTitle" w:type="paragraph">
+    <w:name w:val="Abstract Title"/>
+    <w:basedOn w:val="Normal"/>
+    <w:next w:val="Abstract"/>
+    <w:qFormat/>
+    <w:pPr>
+      <w:keepNext/>
+      <w:keepLines/>
+      <w:spacing w:after="0" w:before="300"/>
+      <w:jc w:val="center"/>
+    </w:pPr>
+    <w:rPr>
+      <w:b/>
+      <w:sz w:val="20"/>
+      <w:szCs w:val="20"/>
+    </w:rPr>
+  </w:style>
+  <w:style w:customStyle="1" w:styleId="Abstract" w:type="paragraph">
+    <w:name w:val="Abstract"/>
+    <w:basedOn w:val="Normal"/>
+    <w:next w:val="BodyText"/>
+    <w:qFormat/>
+    <w:pPr>
+      <w:keepNext/>
+      <w:keepLines/>
+      <w:spacing w:after="300" w:before="100"/>
+    </w:pPr>
+    <w:rPr>
+      <w:sz w:val="20"/>
+      <w:szCs w:val="20"/>
+    </w:rPr>
+  </w:style>
+  <w:style w:styleId="Bibliography" w:type="paragraph">
+    <w:name w:val="Bibliography"/>
+    <w:basedOn w:val="Normal"/>
+    <w:next w:val="Bibliography"/>
+    <w:qFormat/>
+    <w:pPr/>
+    <w:rPr/>
+  </w:style>
+  <w:style w:styleId="BlockText" w:type="paragraph">
+    <w:name w:val="Block Text"/>
+    <w:basedOn w:val="BodyText"/>
+    <w:next w:val="BodyText"/>
+    <w:uiPriority w:val="9"/>
+    <w:unhideWhenUsed/>
+    <w:qFormat/>
+    <w:pPr>
+      <w:spacing w:after="100" w:before="100"/>
+      <w:ind w:firstLine="0" w:left="480" w:right="480"/>
+    </w:pPr>
+  </w:style>
+  <w:style w:styleId="FootnoteText" w:type="paragraph">
+    <w:name w:val="Footnote Text"/>
+    <w:basedOn w:val="Normal"/>
+    <w:next w:val="FootnoteText"/>
+    <w:uiPriority w:val="9"/>
+    <w:unhideWhenUsed/>
+    <w:qFormat/>
+  </w:style>
+  <w:style w:styleId="FootnoteBlockText" w:type="paragraph">
+    <w:name w:val="Footnote Block Text"/>
+    <w:basedOn w:val="FootnoteText"/>
+    <w:next w:val="FootnoteText"/>
+    <w:uiPriority w:val="9"/>
+    <w:unhideWhenUsed/>
+    <w:qFormat/>
+    <w:pPr>
+      <w:spacing w:after="100" w:before="100"/>
+      <w:ind w:firstLine="0" w:left="480" w:right="480"/>
+    </w:pPr>
+  </w:style>
+  <w:style w:styleId="Table" w:type="table">
+    <w:name w:val="Table"/>
+    <w:basedOn w:val="TableNormal"/>
+    <w:semiHidden/>
+    <w:unhideWhenUsed/>
+    <w:qFormat/>
+    <w:tblPr>
+      <w:tblInd w:type="dxa" w:w="0"/>
+      <w:tblCellMar>
+        <w:top w:type="dxa" w:w="0"/>
+        <w:left w:type="dxa" w:w="108"/>
+        <w:bottom w:type="dxa" w:w="0"/>
+        <w:right w:type="dxa" w:w="108"/>
+      </w:tblCellMar>
+    </w:tblPr>
+    <w:tblStylePr w:type="firstRow">
+      <w:tcPr>
+        <w:tcBorders>
+          <w:bottom w:val="single"/>
+        </w:tcBorders>
+        <w:vAlign w:val="bottom"/>
+      </w:tcPr>
+    </w:tblStylePr>
+  </w:style>
+  <w:style w:customStyle="1" w:styleId="DefinitionTerm" w:type="paragraph">
+    <w:name w:val="Definition Term"/>
+    <w:basedOn w:val="Normal"/>
+    <w:next w:val="Definition"/>
+    <w:pPr>
+      <w:keepNext/>
+      <w:keepLines/>
+      <w:spacing w:after="0"/>
+    </w:pPr>
+    <w:rPr>
+      <w:b/>
+    </w:rPr>
+  </w:style>
+  <w:style w:customStyle="1" w:styleId="Definition" w:type="paragraph">
+    <w:name w:val="Definition"/>
+    <w:basedOn w:val="Normal"/>
+  </w:style>
+  <w:style w:styleId="Caption" w:type="paragraph">
+    <w:name w:val="Caption"/>
+    <w:basedOn w:val="Normal"/>
+    <w:link w:val="BodyTextChar"/>
+    <w:pPr>
+      <w:spacing w:after="120" w:before="0"/>
+    </w:pPr>
+    <w:rPr>
+      <w:i/>
+    </w:rPr>
+  </w:style>
+  <w:style w:customStyle="1" w:styleId="TableCaption" w:type="paragraph">
+    <w:name w:val="Table Caption"/>
+    <w:basedOn w:val="Caption"/>
+    <w:pPr>
+      <w:keepNext/>
+    </w:pPr>
+  </w:style>
+  <w:style w:customStyle="1" w:styleId="ImageCaption" w:type="paragraph">
+    <w:name w:val="Image Caption"/>
+    <w:basedOn w:val="Caption"/>
+  </w:style>
+  <w:style w:customStyle="1" w:styleId="Figure" w:type="paragraph">
+    <w:name w:val="Figure"/>
+    <w:basedOn w:val="Normal"/>
+  </w:style>
+  <w:style w:customStyle="1" w:styleId="CaptionedFigure" w:type="paragraph">
+    <w:name w:val="Captioned Figure"/>
+    <w:basedOn w:val="Figure"/>
+    <w:pPr>
+      <w:keepNext/>
+    </w:pPr>
+  </w:style>
+  <w:style w:customStyle="1" w:styleId="BodyTextChar" w:type="character">
+    <w:name w:val="Body Text Char"/>
+    <w:basedOn w:val="DefaultParagraphFont"/>
+    <w:link w:val="BodyText"/>
+  </w:style>
+  <w:style w:customStyle="1" w:styleId="VerbatimChar" w:type="character">
+    <w:name w:val="Verbatim Char"/>
+    <w:basedOn w:val="BodyTextChar"/>
+    <w:rPr>
+      <w:rFonts w:ascii="Consolas" w:hAnsi="Consolas"/>
+      <w:sz w:val="22"/>
+    </w:rPr>
+  </w:style>
+  <w:style w:customStyle="1" w:styleId="SectionNumber" w:type="character">
+    <w:name w:val="Section Number"/>
+    <w:basedOn w:val="BodyTextChar"/>
+  </w:style>
+  <w:style w:styleId="FootnoteReference" w:type="character">
+    <w:name w:val="Footnote Reference"/>
+    <w:basedOn w:val="BodyTextChar"/>
+    <w:rPr>
+      <w:vertAlign w:val="superscript"/>
+    </w:rPr>
+  </w:style>
+  <w:style w:styleId="Hyperlink" w:type="character">
+    <w:name w:val="Hyperlink"/>
+    <w:basedOn w:val="BodyTextChar"/>
+    <w:rPr>
+      <w:color w:themeColor="accent1" w:val="4F81BD"/>
+    </w:rPr>
+  </w:style>
+  <w:style w:styleId="TOCHeading" w:type="paragraph">
+    <w:name w:val="TOC Heading"/>
+    <w:basedOn w:val="Heading1"/>
+    <w:next w:val="BodyText"/>
+    <w:uiPriority w:val="39"/>
+    <w:unhideWhenUsed/>
+    <w:qFormat/>
+    <w:pPr>
+      <w:spacing w:before="240" w:line="259" w:lineRule="auto"/>
+      <w:outlineLvl w:val="9"/>
+    </w:pPr>
+    <w:rPr>
+      <w:rFonts w:asciiTheme="majorHAnsi" w:cstheme="majorBidi" w:eastAsiaTheme="majorEastAsia" w:hAnsiTheme="majorHAnsi"/>
+      <w:b w:val="0"/>
+      <w:bCs w:val="0"/>
+      <w:color w:themeColor="accent1" w:themeShade="BF" w:val="365F91"/>
+    </w:rPr>
+  </w:style>
   <w:style w:type="character" w:customStyle="1" w:styleId="KeywordTok">
     <w:name w:val="KeywordTok"/>
     <w:basedOn w:val="VerbatimChar"/>

--- a/docs/common_code/07_advanced_plotting/advanced_plotting.docx
+++ b/docs/common_code/07_advanced_plotting/advanced_plotting.docx
@@ -14384,7 +14384,7 @@
     <w:bookmarkEnd w:id="48"/>
     <w:sectPr>
       <w:pgSz w:h="15840" w:w="12240"/>
-      <w:pgMar w:bottom="1440" w:footer="720" w:gutter="0" w:header="720" w:left="1440" w:right="1440" w:top="1440"/>
+      <w:pgMar w:bottom="720" w:footer="432" w:gutter="0" w:header="432" w:left="720" w:right="1008" w:top="720"/>
       <w:cols w:space="720"/>
       <w:docGrid w:linePitch="360"/>
     </w:sectPr>
@@ -14512,7 +14512,11 @@
         <w14:ligatures w14:val="standardContextual"/>
       </w:rPr>
     </w:rPrDefault>
-    <w:pPrDefault/>
+    <w:pPrDefault>
+      <w:pPr>
+        <w:spacing w:after="0" w:before="0" w:line="240" w:lineRule="auto"/>
+      </w:pPr>
+    </w:pPrDefault>
   </w:docDefaults>
   <w:latentStyles w:count="376" w:defLockedState="0" w:defQFormat="0" w:defSemiHidden="0" w:defUIPriority="99" w:defUnhideWhenUsed="0">
     <w:lsdException w:name="Normal" w:qFormat="1" w:uiPriority="0"/>
@@ -15312,7 +15316,7 @@
     <w:qFormat/>
     <w:rsid w:val="00AF5CF1"/>
     <w:pPr>
-      <w:spacing w:after="160" w:before="160"/>
+      <w:spacing w:after="0" w:before="0"/>
       <w:jc w:val="center"/>
     </w:pPr>
     <w:rPr>
@@ -15430,7 +15434,7 @@
         <w:bottom w:color="FF0000" w:space="1" w:sz="8" w:val="single"/>
         <w:right w:color="FF0000" w:space="4" w:sz="8" w:val="single"/>
       </w:pBdr>
-      <w:spacing w:after="120" w:before="120"/>
+      <w:spacing w:after="40" w:before="40"/>
       <w:ind w:left="432" w:right="432"/>
     </w:pPr>
     <w:rPr>
@@ -15450,7 +15454,7 @@
         <w:bottom w:color="auto" w:space="1" w:sz="8" w:val="single"/>
         <w:right w:color="auto" w:space="4" w:sz="8" w:val="single"/>
       </w:pBdr>
-      <w:spacing w:after="240" w:before="240"/>
+      <w:spacing w:after="40" w:before="40"/>
       <w:ind w:left="432" w:right="432"/>
     </w:pPr>
     <w:rPr>
@@ -15464,7 +15468,7 @@
     <w:qFormat/>
     <w:rsid w:val="00771E03"/>
     <w:pPr>
-      <w:spacing w:after="240" w:before="240"/>
+      <w:spacing w:after="40" w:before="40"/>
       <w:ind w:left="432" w:right="432"/>
     </w:pPr>
     <w:rPr>
@@ -15510,7 +15514,7 @@
     <w:unhideWhenUsed/>
     <w:rsid w:val="00322D32"/>
     <w:pPr>
-      <w:spacing w:after="100"/>
+      <w:spacing w:after="0" w:before="0"/>
     </w:pPr>
   </w:style>
   <w:style w:styleId="BodyText" w:type="paragraph">
@@ -15519,7 +15523,7 @@
     <w:link w:val="BodyTextChar"/>
     <w:qFormat/>
     <w:pPr>
-      <w:spacing w:after="180" w:before="180"/>
+      <w:spacing w:after="0" w:before="0"/>
     </w:pPr>
   </w:style>
   <w:style w:customStyle="1" w:styleId="FirstParagraph" w:type="paragraph">
@@ -15527,13 +15531,16 @@
     <w:basedOn w:val="BodyText"/>
     <w:next w:val="BodyText"/>
     <w:qFormat/>
+    <w:pPr>
+      <w:spacing w:after="0" w:before="0"/>
+    </w:pPr>
   </w:style>
   <w:style w:customStyle="1" w:styleId="Compact" w:type="paragraph">
     <w:name w:val="Compact"/>
     <w:basedOn w:val="BodyText"/>
     <w:qFormat/>
     <w:pPr>
-      <w:spacing w:after="36" w:before="36"/>
+      <w:spacing w:after="0" w:before="0"/>
     </w:pPr>
   </w:style>
   <w:style w:customStyle="1" w:styleId="Author" w:type="paragraph">
@@ -15612,7 +15619,7 @@
     <w:unhideWhenUsed/>
     <w:qFormat/>
     <w:pPr>
-      <w:spacing w:after="100" w:before="100"/>
+      <w:spacing w:after="0" w:before="0"/>
       <w:ind w:firstLine="0" w:left="480" w:right="480"/>
     </w:pPr>
   </w:style>
@@ -15682,7 +15689,7 @@
     <w:basedOn w:val="Normal"/>
     <w:link w:val="BodyTextChar"/>
     <w:pPr>
-      <w:spacing w:after="120" w:before="0"/>
+      <w:spacing w:after="0" w:before="0"/>
     </w:pPr>
     <w:rPr>
       <w:i/>
@@ -15692,21 +15699,29 @@
     <w:name w:val="Table Caption"/>
     <w:basedOn w:val="Caption"/>
     <w:pPr>
+      <w:spacing w:after="0" w:before="0"/>
       <w:keepNext/>
     </w:pPr>
   </w:style>
   <w:style w:customStyle="1" w:styleId="ImageCaption" w:type="paragraph">
     <w:name w:val="Image Caption"/>
     <w:basedOn w:val="Caption"/>
+    <w:pPr>
+      <w:spacing w:after="0" w:before="0"/>
+    </w:pPr>
   </w:style>
   <w:style w:customStyle="1" w:styleId="Figure" w:type="paragraph">
     <w:name w:val="Figure"/>
     <w:basedOn w:val="Normal"/>
+    <w:pPr>
+      <w:spacing w:after="0" w:before="0"/>
+    </w:pPr>
   </w:style>
   <w:style w:customStyle="1" w:styleId="CaptionedFigure" w:type="paragraph">
     <w:name w:val="Captioned Figure"/>
     <w:basedOn w:val="Figure"/>
     <w:pPr>
+      <w:spacing w:after="0" w:before="0"/>
       <w:keepNext/>
     </w:pPr>
   </w:style>
@@ -15719,8 +15734,8 @@
     <w:name w:val="Verbatim Char"/>
     <w:basedOn w:val="BodyTextChar"/>
     <w:rPr>
-      <w:rFonts w:ascii="Consolas" w:hAnsi="Consolas"/>
-      <w:sz w:val="22"/>
+      <w:rFonts w:ascii="Courier New" w:cs="Courier New" w:hAnsi="Courier New"/>
+      <w:sz w:val="20"/>
     </w:rPr>
   </w:style>
   <w:style w:customStyle="1" w:styleId="SectionNumber" w:type="character">

--- a/docs/common_code/07_advanced_plotting/advanced_plotting.docx
+++ b/docs/common_code/07_advanced_plotting/advanced_plotting.docx
@@ -947,7 +947,16 @@
         <w:rPr>
           <w:rStyle w:val="NormalTok"/>
         </w:rPr>
-        <w:t xml:space="preserve">, </w:t>
+        <w:t xml:space="preserve">,</w:t>
+      </w:r>
+      <w:r>
+        <w:br/>
+      </w:r>
+      <w:r>
+        <w:rPr>
+          <w:rStyle w:val="NormalTok"/>
+        </w:rPr>
+        <w:t xml:space="preserve">                 </w:t>
       </w:r>
       <w:r>
         <w:rPr>
@@ -1371,7 +1380,16 @@
         <w:rPr>
           <w:rStyle w:val="NormalTok"/>
         </w:rPr>
-        <w:t xml:space="preserve">(penguins, </w:t>
+        <w:t xml:space="preserve">(penguins,</w:t>
+      </w:r>
+      <w:r>
+        <w:br/>
+      </w:r>
+      <w:r>
+        <w:rPr>
+          <w:rStyle w:val="NormalTok"/>
+        </w:rPr>
+        <w:t xml:space="preserve">       </w:t>
       </w:r>
       <w:r>
         <w:rPr>
@@ -1407,7 +1425,16 @@
         <w:rPr>
           <w:rStyle w:val="NormalTok"/>
         </w:rPr>
-        <w:t xml:space="preserve"> body_mass_g, </w:t>
+        <w:t xml:space="preserve"> body_mass_g,</w:t>
+      </w:r>
+      <w:r>
+        <w:br/>
+      </w:r>
+      <w:r>
+        <w:rPr>
+          <w:rStyle w:val="NormalTok"/>
+        </w:rPr>
+        <w:t xml:space="preserve">           </w:t>
       </w:r>
       <w:r>
         <w:rPr>
@@ -1584,7 +1611,16 @@
         <w:rPr>
           <w:rStyle w:val="NormalTok"/>
         </w:rPr>
-        <w:t xml:space="preserve">, </w:t>
+        <w:t xml:space="preserve">,</w:t>
+      </w:r>
+      <w:r>
+        <w:br/>
+      </w:r>
+      <w:r>
+        <w:rPr>
+          <w:rStyle w:val="NormalTok"/>
+        </w:rPr>
+        <w:t xml:space="preserve">       </w:t>
       </w:r>
       <w:r>
         <w:rPr>
@@ -3751,7 +3787,16 @@
         <w:rPr>
           <w:rStyle w:val="NormalTok"/>
         </w:rPr>
-        <w:t xml:space="preserve">, </w:t>
+        <w:t xml:space="preserve">,</w:t>
+      </w:r>
+      <w:r>
+        <w:br/>
+      </w:r>
+      <w:r>
+        <w:rPr>
+          <w:rStyle w:val="NormalTok"/>
+        </w:rPr>
+        <w:t xml:space="preserve">              </w:t>
       </w:r>
       <w:r>
         <w:rPr>
@@ -4325,7 +4370,16 @@
         <w:rPr>
           <w:rStyle w:val="NormalTok"/>
         </w:rPr>
-        <w:t xml:space="preserve">, </w:t>
+        <w:t xml:space="preserve">,</w:t>
+      </w:r>
+      <w:r>
+        <w:br/>
+      </w:r>
+      <w:r>
+        <w:rPr>
+          <w:rStyle w:val="NormalTok"/>
+        </w:rPr>
+        <w:t xml:space="preserve">                                        </w:t>
       </w:r>
       <w:r>
         <w:rPr>
@@ -4511,7 +4565,16 @@
         <w:rPr>
           <w:rStyle w:val="NormalTok"/>
         </w:rPr>
-        <w:t xml:space="preserve">, </w:t>
+        <w:t xml:space="preserve">,</w:t>
+      </w:r>
+      <w:r>
+        <w:br/>
+      </w:r>
+      <w:r>
+        <w:rPr>
+          <w:rStyle w:val="NormalTok"/>
+        </w:rPr>
+        <w:t xml:space="preserve">             </w:t>
       </w:r>
       <w:r>
         <w:rPr>
@@ -5463,7 +5526,16 @@
         <w:rPr>
           <w:rStyle w:val="NormalTok"/>
         </w:rPr>
-        <w:t xml:space="preserve"> sex, </w:t>
+        <w:t xml:space="preserve"> sex,</w:t>
+      </w:r>
+      <w:r>
+        <w:br/>
+      </w:r>
+      <w:r>
+        <w:rPr>
+          <w:rStyle w:val="NormalTok"/>
+        </w:rPr>
+        <w:t xml:space="preserve">             </w:t>
       </w:r>
       <w:r>
         <w:rPr>
@@ -5601,7 +5673,16 @@
         <w:rPr>
           <w:rStyle w:val="NormalTok"/>
         </w:rPr>
-        <w:t xml:space="preserve"> se, </w:t>
+        <w:t xml:space="preserve"> se,</w:t>
+      </w:r>
+      <w:r>
+        <w:br/>
+      </w:r>
+      <w:r>
+        <w:rPr>
+          <w:rStyle w:val="NormalTok"/>
+        </w:rPr>
+        <w:t xml:space="preserve">                    </w:t>
       </w:r>
       <w:r>
         <w:rPr>
@@ -8185,7 +8266,16 @@
         <w:rPr>
           <w:rStyle w:val="NormalTok"/>
         </w:rPr>
-        <w:t xml:space="preserve">, </w:t>
+        <w:t xml:space="preserve">,</w:t>
+      </w:r>
+      <w:r>
+        <w:br/>
+      </w:r>
+      <w:r>
+        <w:rPr>
+          <w:rStyle w:val="NormalTok"/>
+        </w:rPr>
+        <w:t xml:space="preserve">              </w:t>
       </w:r>
       <w:r>
         <w:rPr>
@@ -8483,7 +8573,16 @@
         <w:rPr>
           <w:rStyle w:val="NormalTok"/>
         </w:rPr>
-        <w:t xml:space="preserve">(penguins, </w:t>
+        <w:t xml:space="preserve">(penguins,</w:t>
+      </w:r>
+      <w:r>
+        <w:br/>
+      </w:r>
+      <w:r>
+        <w:rPr>
+          <w:rStyle w:val="NormalTok"/>
+        </w:rPr>
+        <w:t xml:space="preserve">       </w:t>
       </w:r>
       <w:r>
         <w:rPr>
@@ -8849,7 +8948,16 @@
         <w:rPr>
           <w:rStyle w:val="NormalTok"/>
         </w:rPr>
-        <w:t xml:space="preserve">, </w:t>
+        <w:t xml:space="preserve">,</w:t>
+      </w:r>
+      <w:r>
+        <w:br/>
+      </w:r>
+      <w:r>
+        <w:rPr>
+          <w:rStyle w:val="NormalTok"/>
+        </w:rPr>
+        <w:t xml:space="preserve">               </w:t>
       </w:r>
       <w:r>
         <w:rPr>
@@ -9121,7 +9229,16 @@
         <w:rPr>
           <w:rStyle w:val="NormalTok"/>
         </w:rPr>
-        <w:t xml:space="preserve">(penguins, </w:t>
+        <w:t xml:space="preserve">(penguins,</w:t>
+      </w:r>
+      <w:r>
+        <w:br/>
+      </w:r>
+      <w:r>
+        <w:rPr>
+          <w:rStyle w:val="NormalTok"/>
+        </w:rPr>
+        <w:t xml:space="preserve">       </w:t>
       </w:r>
       <w:r>
         <w:rPr>
@@ -10782,7 +10899,16 @@
         <w:rPr>
           <w:rStyle w:val="NormalTok"/>
         </w:rPr>
-        <w:t xml:space="preserve">, </w:t>
+        <w:t xml:space="preserve">,</w:t>
+      </w:r>
+      <w:r>
+        <w:br/>
+      </w:r>
+      <w:r>
+        <w:rPr>
+          <w:rStyle w:val="NormalTok"/>
+        </w:rPr>
+        <w:t xml:space="preserve">             </w:t>
       </w:r>
       <w:r>
         <w:rPr>
@@ -11761,7 +11887,16 @@
         <w:rPr>
           <w:rStyle w:val="NormalTok"/>
         </w:rPr>
-        <w:t xml:space="preserve">(penguins, </w:t>
+        <w:t xml:space="preserve">(penguins,</w:t>
+      </w:r>
+      <w:r>
+        <w:br/>
+      </w:r>
+      <w:r>
+        <w:rPr>
+          <w:rStyle w:val="NormalTok"/>
+        </w:rPr>
+        <w:t xml:space="preserve">             </w:t>
       </w:r>
       <w:r>
         <w:rPr>
@@ -12046,7 +12181,16 @@
         <w:rPr>
           <w:rStyle w:val="NormalTok"/>
         </w:rPr>
-        <w:t xml:space="preserve">(penguins, </w:t>
+        <w:t xml:space="preserve">(penguins,</w:t>
+      </w:r>
+      <w:r>
+        <w:br/>
+      </w:r>
+      <w:r>
+        <w:rPr>
+          <w:rStyle w:val="NormalTok"/>
+        </w:rPr>
+        <w:t xml:space="preserve">             </w:t>
       </w:r>
       <w:r>
         <w:rPr>
@@ -12229,7 +12373,16 @@
         <w:rPr>
           <w:rStyle w:val="NormalTok"/>
         </w:rPr>
-        <w:t xml:space="preserve">, </w:t>
+        <w:t xml:space="preserve">,</w:t>
+      </w:r>
+      <w:r>
+        <w:br/>
+      </w:r>
+      <w:r>
+        <w:rPr>
+          <w:rStyle w:val="NormalTok"/>
+        </w:rPr>
+        <w:t xml:space="preserve">       </w:t>
       </w:r>
       <w:r>
         <w:rPr>

--- a/docs/common_code/07_advanced_plotting/advanced_plotting.docx
+++ b/docs/common_code/07_advanced_plotting/advanced_plotting.docx
@@ -31,7 +31,7 @@
         <w:pStyle w:val="Date"/>
       </w:pPr>
       <w:r>
-        <w:t xml:space="preserve">2026-09-23</w:t>
+        <w:t xml:space="preserve">2026-09-24</w:t>
       </w:r>
     </w:p>
     <w:bookmarkStart w:id="11" w:name="advanced-ggplot2"/>

--- a/docs/common_code/07_advanced_plotting/advanced_plotting.docx
+++ b/docs/common_code/07_advanced_plotting/advanced_plotting.docx
@@ -31,7 +31,7 @@
         <w:pStyle w:val="Date"/>
       </w:pPr>
       <w:r>
-        <w:t xml:space="preserve">2026-09-24</w:t>
+        <w:t xml:space="preserve">2026-09-29</w:t>
       </w:r>
     </w:p>
     <w:bookmarkStart w:id="11" w:name="advanced-ggplot2"/>

--- a/docs/common_code/07_advanced_plotting/advanced_plotting.docx
+++ b/docs/common_code/07_advanced_plotting/advanced_plotting.docx
@@ -31,7 +31,7 @@
         <w:pStyle w:val="Date"/>
       </w:pPr>
       <w:r>
-        <w:t xml:space="preserve">2026-09-29</w:t>
+        <w:t xml:space="preserve">2026-10-01</w:t>
       </w:r>
     </w:p>
     <w:bookmarkStart w:id="11" w:name="advanced-ggplot2"/>

--- a/docs/common_code/07_advanced_plotting/advanced_plotting.docx
+++ b/docs/common_code/07_advanced_plotting/advanced_plotting.docx
@@ -31,7 +31,7 @@
         <w:pStyle w:val="Date"/>
       </w:pPr>
       <w:r>
-        <w:t xml:space="preserve">2026-10-01</w:t>
+        <w:t xml:space="preserve">2026-10-05</w:t>
       </w:r>
     </w:p>
     <w:bookmarkStart w:id="11" w:name="advanced-ggplot2"/>

--- a/docs/common_code/07_advanced_plotting/advanced_plotting.docx
+++ b/docs/common_code/07_advanced_plotting/advanced_plotting.docx
@@ -31,7 +31,7 @@
         <w:pStyle w:val="Date"/>
       </w:pPr>
       <w:r>
-        <w:t xml:space="preserve">2026-10-05</w:t>
+        <w:t xml:space="preserve">2026-10-08</w:t>
       </w:r>
     </w:p>
     <w:bookmarkStart w:id="11" w:name="advanced-ggplot2"/>

--- a/docs/common_code/07_advanced_plotting/advanced_plotting.docx
+++ b/docs/common_code/07_advanced_plotting/advanced_plotting.docx
@@ -31,7 +31,7 @@
         <w:pStyle w:val="Date"/>
       </w:pPr>
       <w:r>
-        <w:t xml:space="preserve">2026-10-08</w:t>
+        <w:t xml:space="preserve">2026-10-09</w:t>
       </w:r>
     </w:p>
     <w:bookmarkStart w:id="11" w:name="advanced-ggplot2"/>

--- a/docs/common_code/07_advanced_plotting/advanced_plotting.docx
+++ b/docs/common_code/07_advanced_plotting/advanced_plotting.docx
@@ -31,7 +31,7 @@
         <w:pStyle w:val="Date"/>
       </w:pPr>
       <w:r>
-        <w:t xml:space="preserve">2026-10-09</w:t>
+        <w:t xml:space="preserve">2026-10-19</w:t>
       </w:r>
     </w:p>
     <w:bookmarkStart w:id="11" w:name="advanced-ggplot2"/>

--- a/docs/common_code/07_advanced_plotting/advanced_plotting.docx
+++ b/docs/common_code/07_advanced_plotting/advanced_plotting.docx
@@ -31,7 +31,7 @@
         <w:pStyle w:val="Date"/>
       </w:pPr>
       <w:r>
-        <w:t xml:space="preserve">2026-10-19</w:t>
+        <w:t xml:space="preserve">2026-10-22</w:t>
       </w:r>
     </w:p>
     <w:bookmarkStart w:id="11" w:name="advanced-ggplot2"/>
